--- a/docs/Текст магистерской.docx
+++ b/docs/Текст магистерской.docx
@@ -4,141 +4,6 @@
   <w:body>
     <w:p>
       <w:pPr>
-        <w:jc w:val="center"/>
-        <w:rPr>
-          <w:lang w:val="ru-RU"/>
-        </w:rPr>
-      </w:pPr>
-      <w:r>
-        <w:rPr>
-          <w:rFonts w:cs="Times New Roman"/>
-          <w:lang w:val="ru-RU"/>
-        </w:rPr>
-        <w:t>МАГИСТЕРСКАЯ ДИССЕРТАЦИЯ</w:t>
-      </w:r>
-    </w:p>
-    <w:p>
-      <w:pPr>
-        <w:pStyle w:val="aa"/>
-        <w:jc w:val="center"/>
-        <w:rPr>
-          <w:lang w:val="ru-RU"/>
-        </w:rPr>
-      </w:pPr>
-      <w:r>
-        <w:rPr>
-          <w:rFonts w:ascii="Times New Roman" w:hAnsi="Times New Roman" w:cs="Times New Roman"/>
-          <w:b/>
-          <w:sz w:val="32"/>
-          <w:lang w:val="ru-RU"/>
-        </w:rPr>
-        <w:t xml:space="preserve">Применение </w:t>
-      </w:r>
-      <w:r>
-        <w:rPr>
-          <w:rFonts w:ascii="Times New Roman" w:hAnsi="Times New Roman" w:cs="Times New Roman"/>
-          <w:b/>
-          <w:sz w:val="32"/>
-        </w:rPr>
-        <w:t>uplift</w:t>
-      </w:r>
-      <w:r>
-        <w:rPr>
-          <w:rFonts w:ascii="Times New Roman" w:hAnsi="Times New Roman" w:cs="Times New Roman"/>
-          <w:b/>
-          <w:sz w:val="32"/>
-          <w:lang w:val="ru-RU"/>
-        </w:rPr>
-        <w:t>-моделирования в финтехе для выбора клиентских воздействий</w:t>
-      </w:r>
-    </w:p>
-    <w:p>
-      <w:pPr>
-        <w:jc w:val="center"/>
-        <w:rPr>
-          <w:lang w:val="ru-RU"/>
-        </w:rPr>
-      </w:pPr>
-      <w:r>
-        <w:rPr>
-          <w:rFonts w:cs="Times New Roman"/>
-          <w:lang w:val="ru-RU"/>
-        </w:rPr>
-        <w:t>Сравнительный анализ и условия внедрения на примере задачи кредитных коммуникаций</w:t>
-      </w:r>
-    </w:p>
-    <w:p>
-      <w:pPr>
-        <w:jc w:val="center"/>
-        <w:rPr>
-          <w:lang w:val="ru-RU"/>
-        </w:rPr>
-      </w:pPr>
-      <w:r>
-        <w:rPr>
-          <w:rFonts w:cs="Times New Roman"/>
-          <w:lang w:val="ru-RU"/>
-        </w:rPr>
-        <w:t>Переработанная структурная редакция текста</w:t>
-      </w:r>
-    </w:p>
-    <w:p>
-      <w:pPr>
-        <w:jc w:val="center"/>
-        <w:rPr>
-          <w:lang w:val="ru-RU"/>
-        </w:rPr>
-      </w:pPr>
-      <w:proofErr w:type="gramStart"/>
-      <w:r>
-        <w:rPr>
-          <w:rFonts w:cs="Times New Roman"/>
-          <w:lang w:val="ru-RU"/>
-        </w:rPr>
-        <w:t>2024-2025</w:t>
-      </w:r>
-      <w:proofErr w:type="gramEnd"/>
-    </w:p>
-    <w:p>
-      <w:pPr>
-        <w:pStyle w:val="af8"/>
-        <w:jc w:val="both"/>
-        <w:rPr>
-          <w:lang w:val="ru-RU"/>
-        </w:rPr>
-      </w:pPr>
-      <w:r>
-        <w:rPr>
-          <w:rFonts w:cs="Times New Roman"/>
-          <w:sz w:val="24"/>
-          <w:lang w:val="ru-RU"/>
-        </w:rPr>
-        <w:t>Примечание для доработки: оформить официальный титульный лист по шаблону образовательной организации: указать образовательный центр, автора, научного руководителя и визу руководителя на печатной версии.</w:t>
-      </w:r>
-    </w:p>
-    <w:p>
-      <w:pPr>
-        <w:spacing w:after="200" w:line="276" w:lineRule="auto"/>
-        <w:ind w:firstLine="0"/>
-        <w:rPr>
-          <w:rFonts w:eastAsiaTheme="majorEastAsia" w:cs="Times New Roman"/>
-          <w:b/>
-          <w:bCs/>
-          <w:color w:val="365F91" w:themeColor="accent1" w:themeShade="BF"/>
-          <w:szCs w:val="28"/>
-          <w:lang w:val="ru-RU"/>
-        </w:rPr>
-      </w:pPr>
-      <w:r>
-        <w:rPr>
-          <w:rFonts w:cs="Times New Roman"/>
-          <w:lang w:val="ru-RU"/>
-        </w:rPr>
-        <w:br w:type="page"/>
-      </w:r>
-    </w:p>
-    <w:p>
-      <w:pPr>
         <w:pStyle w:val="1"/>
         <w:jc w:val="center"/>
         <w:rPr>
@@ -152,7 +17,6 @@
           <w:color w:val="auto"/>
           <w:lang w:val="ru-RU"/>
         </w:rPr>
-        <w:lastRenderedPageBreak/>
         <w:t>ОГЛАВЛЕНИЕ</w:t>
       </w:r>
     </w:p>
@@ -506,6 +370,7 @@
         <w:rPr>
           <w:lang w:val="ru-RU"/>
         </w:rPr>
+        <w:lastRenderedPageBreak/>
         <w:t>4.4. Практические следствия результатов и ограничения исследования</w:t>
       </w:r>
     </w:p>
@@ -521,7 +386,6 @@
           <w:rFonts w:cs="Times New Roman"/>
           <w:lang w:val="ru-RU"/>
         </w:rPr>
-        <w:lastRenderedPageBreak/>
         <w:t>ЗАКЛЮЧЕНИЕ</w:t>
       </w:r>
     </w:p>
@@ -4452,10 +4316,11 @@
       </w:pPr>
       <w:r>
         <w:rPr>
+          <w:noProof/>
           <w:lang w:val="ru-RU"/>
         </w:rPr>
         <w:drawing>
-          <wp:inline distT="0" distB="0" distL="0" distR="0" wp14:anchorId="4C598EEA" wp14:editId="63A85135">
+          <wp:inline distT="0" distB="0" distL="0" distR="0" wp14:anchorId="4C598EEA" wp14:editId="7891D49A">
             <wp:extent cx="6152515" cy="1887220"/>
             <wp:effectExtent l="0" t="0" r="635" b="0"/>
             <wp:docPr id="264262205" name="Рисунок 1"/>
@@ -8210,6 +8075,7 @@
       </w:pPr>
       <w:r>
         <w:rPr>
+          <w:noProof/>
           <w:lang w:val="ru-RU"/>
         </w:rPr>
         <w:drawing>
@@ -8449,6 +8315,7 @@
       </w:pPr>
       <w:r>
         <w:rPr>
+          <w:noProof/>
           <w:lang w:val="ru-RU"/>
         </w:rPr>
         <w:drawing>
@@ -8568,6 +8435,7 @@
       </w:pPr>
       <w:r>
         <w:rPr>
+          <w:noProof/>
           <w:lang w:val="ru-RU"/>
         </w:rPr>
         <w:drawing>
@@ -9079,175 +8947,115 @@
       </w:pPr>
       <w:r>
         <w:rPr>
-          <w:rFonts w:cs="Times New Roman"/>
           <w:lang w:val="ru-RU"/>
         </w:rPr>
         <w:t xml:space="preserve">Проект реализован как последовательность </w:t>
       </w:r>
       <w:proofErr w:type="spellStart"/>
       <w:r>
-        <w:rPr>
-          <w:rFonts w:cs="Times New Roman"/>
-        </w:rPr>
         <w:t>Jupyter</w:t>
       </w:r>
       <w:proofErr w:type="spellEnd"/>
       <w:r>
         <w:rPr>
-          <w:rFonts w:cs="Times New Roman"/>
-          <w:lang w:val="ru-RU"/>
-        </w:rPr>
-        <w:t xml:space="preserve">-ноутбуков. </w:t>
-      </w:r>
-      <w:r>
-        <w:rPr>
-          <w:rFonts w:cs="Times New Roman"/>
-        </w:rPr>
+          <w:lang w:val="ru-RU"/>
+        </w:rPr>
+        <w:t>-ноутбуков, пронумерованных по порядку запуска. 01_</w:t>
+      </w:r>
+      <w:r>
         <w:t>prepare</w:t>
       </w:r>
       <w:r>
         <w:rPr>
-          <w:rFonts w:cs="Times New Roman"/>
           <w:lang w:val="ru-RU"/>
         </w:rPr>
         <w:t>_</w:t>
       </w:r>
       <w:proofErr w:type="gramStart"/>
       <w:r>
-        <w:rPr>
-          <w:rFonts w:cs="Times New Roman"/>
-        </w:rPr>
         <w:t>dataset</w:t>
       </w:r>
       <w:r>
         <w:rPr>
-          <w:rFonts w:cs="Times New Roman"/>
           <w:lang w:val="ru-RU"/>
         </w:rPr>
         <w:t>.</w:t>
       </w:r>
       <w:proofErr w:type="spellStart"/>
       <w:r>
-        <w:rPr>
-          <w:rFonts w:cs="Times New Roman"/>
-        </w:rPr>
         <w:t>ipynb</w:t>
       </w:r>
       <w:proofErr w:type="spellEnd"/>
       <w:proofErr w:type="gramEnd"/>
       <w:r>
         <w:rPr>
-          <w:rFonts w:cs="Times New Roman"/>
-          <w:lang w:val="ru-RU"/>
-        </w:rPr>
-        <w:t xml:space="preserve"> выполняет агрегацию исходных таблиц, обработку пропусков, генерацию производных признаков и синтетического причинного слоя. </w:t>
-      </w:r>
-      <w:r>
-        <w:rPr>
-          <w:rFonts w:cs="Times New Roman"/>
-        </w:rPr>
+          <w:lang w:val="ru-RU"/>
+        </w:rPr>
+        <w:t xml:space="preserve"> выполняет агрегацию исходных таблиц, обработку пропусков, генерацию производных признаков и синтетического причинного слоя. 02_</w:t>
+      </w:r>
+      <w:r>
         <w:t>analytic</w:t>
       </w:r>
       <w:r>
         <w:rPr>
-          <w:rFonts w:cs="Times New Roman"/>
           <w:lang w:val="ru-RU"/>
         </w:rPr>
         <w:t>_</w:t>
       </w:r>
-      <w:r>
-        <w:rPr>
-          <w:rFonts w:cs="Times New Roman"/>
-        </w:rPr>
+      <w:proofErr w:type="gramStart"/>
+      <w:r>
         <w:t>dataset</w:t>
       </w:r>
       <w:r>
         <w:rPr>
-          <w:rFonts w:cs="Times New Roman"/>
-          <w:lang w:val="ru-RU"/>
-        </w:rPr>
-        <w:t>_</w:t>
+          <w:lang w:val="ru-RU"/>
+        </w:rPr>
+        <w:t>.</w:t>
       </w:r>
       <w:proofErr w:type="spellStart"/>
       <w:r>
-        <w:rPr>
-          <w:rFonts w:cs="Times New Roman"/>
-        </w:rPr>
-        <w:t>ipynb</w:t>
-      </w:r>
-      <w:proofErr w:type="spellEnd"/>
-      <w:proofErr w:type="gramStart"/>
-      <w:r>
-        <w:rPr>
-          <w:rFonts w:cs="Times New Roman"/>
-          <w:lang w:val="ru-RU"/>
-        </w:rPr>
-        <w:t>_.</w:t>
-      </w:r>
-      <w:proofErr w:type="spellStart"/>
-      <w:r>
-        <w:rPr>
-          <w:rFonts w:cs="Times New Roman"/>
-        </w:rPr>
         <w:t>ipynb</w:t>
       </w:r>
       <w:proofErr w:type="spellEnd"/>
       <w:proofErr w:type="gramEnd"/>
       <w:r>
         <w:rPr>
-          <w:rFonts w:cs="Times New Roman"/>
           <w:lang w:val="ru-RU"/>
         </w:rPr>
         <w:t xml:space="preserve"> проверяет качество синтетического набора: реалистичность </w:t>
       </w:r>
       <w:r>
-        <w:rPr>
-          <w:rFonts w:cs="Times New Roman"/>
-        </w:rPr>
         <w:t>BASE</w:t>
       </w:r>
       <w:r>
         <w:rPr>
-          <w:rFonts w:cs="Times New Roman"/>
           <w:lang w:val="ru-RU"/>
         </w:rPr>
         <w:t>_</w:t>
       </w:r>
       <w:r>
-        <w:rPr>
-          <w:rFonts w:cs="Times New Roman"/>
-        </w:rPr>
         <w:t>PD</w:t>
       </w:r>
       <w:r>
         <w:rPr>
-          <w:rFonts w:cs="Times New Roman"/>
           <w:lang w:val="ru-RU"/>
         </w:rPr>
         <w:t xml:space="preserve">, наличие </w:t>
       </w:r>
       <w:r>
-        <w:rPr>
-          <w:rFonts w:cs="Times New Roman"/>
-        </w:rPr>
         <w:t>selection</w:t>
       </w:r>
       <w:r>
         <w:rPr>
-          <w:rFonts w:cs="Times New Roman"/>
           <w:lang w:val="ru-RU"/>
         </w:rPr>
         <w:t xml:space="preserve"> </w:t>
       </w:r>
       <w:r>
-        <w:rPr>
-          <w:rFonts w:cs="Times New Roman"/>
-        </w:rPr>
         <w:t>bias</w:t>
       </w:r>
       <w:r>
         <w:rPr>
-          <w:rFonts w:cs="Times New Roman"/>
           <w:lang w:val="ru-RU"/>
         </w:rPr>
         <w:t>, неоднородность эффекта, потенциальные исходы и защиту от утечки.</w:t>
@@ -9260,57 +9068,149 @@
           <w:lang w:val="ru-RU"/>
         </w:rPr>
       </w:pPr>
+      <w:r>
+        <w:rPr>
+          <w:lang w:val="ru-RU"/>
+        </w:rPr>
+        <w:t>03_</w:t>
+      </w:r>
+      <w:r>
+        <w:t>gradient</w:t>
+      </w:r>
+      <w:r>
+        <w:rPr>
+          <w:lang w:val="ru-RU"/>
+        </w:rPr>
+        <w:t>_</w:t>
+      </w:r>
+      <w:r>
+        <w:t>boosting</w:t>
+      </w:r>
+      <w:r>
+        <w:rPr>
+          <w:lang w:val="ru-RU"/>
+        </w:rPr>
+        <w:t>.</w:t>
+      </w:r>
       <w:proofErr w:type="spellStart"/>
-      <w:proofErr w:type="gramStart"/>
-      <w:r>
-        <w:rPr>
-          <w:rFonts w:cs="Times New Roman"/>
-        </w:rPr>
-        <w:t>cboost</w:t>
+      <w:r>
+        <w:t>ipynb</w:t>
       </w:r>
       <w:proofErr w:type="spellEnd"/>
       <w:r>
         <w:rPr>
-          <w:rFonts w:cs="Times New Roman"/>
+          <w:lang w:val="ru-RU"/>
+        </w:rPr>
+        <w:t xml:space="preserve"> реализует риск-модель </w:t>
+      </w:r>
+      <w:proofErr w:type="spellStart"/>
+      <w:r>
+        <w:t>CatBoost</w:t>
+      </w:r>
+      <w:proofErr w:type="spellEnd"/>
+      <w:r>
+        <w:rPr>
+          <w:lang w:val="ru-RU"/>
+        </w:rPr>
+        <w:t xml:space="preserve">: отбор признаков, корреляционную фильтрацию, подбор </w:t>
+      </w:r>
+      <w:proofErr w:type="spellStart"/>
+      <w:r>
+        <w:rPr>
+          <w:lang w:val="ru-RU"/>
+        </w:rPr>
+        <w:t>гиперпараметров</w:t>
+      </w:r>
+      <w:proofErr w:type="spellEnd"/>
+      <w:r>
+        <w:rPr>
+          <w:lang w:val="ru-RU"/>
+        </w:rPr>
+        <w:t xml:space="preserve"> через </w:t>
+      </w:r>
+      <w:proofErr w:type="spellStart"/>
+      <w:r>
+        <w:t>Optuna</w:t>
+      </w:r>
+      <w:proofErr w:type="spellEnd"/>
+      <w:r>
+        <w:rPr>
+          <w:lang w:val="ru-RU"/>
+        </w:rPr>
+        <w:t xml:space="preserve"> и интерпретацию </w:t>
+      </w:r>
+      <w:r>
+        <w:t>SHAP</w:t>
+      </w:r>
+      <w:r>
+        <w:rPr>
+          <w:lang w:val="ru-RU"/>
+        </w:rPr>
+        <w:t>. 04_</w:t>
+      </w:r>
+      <w:r>
+        <w:t>logistic</w:t>
+      </w:r>
+      <w:r>
+        <w:rPr>
+          <w:lang w:val="ru-RU"/>
+        </w:rPr>
+        <w:t>_</w:t>
+      </w:r>
+      <w:r>
+        <w:t>regression</w:t>
+      </w:r>
+      <w:r>
+        <w:rPr>
           <w:lang w:val="ru-RU"/>
         </w:rPr>
         <w:t>.</w:t>
       </w:r>
       <w:proofErr w:type="spellStart"/>
       <w:r>
-        <w:rPr>
-          <w:rFonts w:cs="Times New Roman"/>
-        </w:rPr>
         <w:t>ipynb</w:t>
       </w:r>
       <w:proofErr w:type="spellEnd"/>
-      <w:proofErr w:type="gramEnd"/>
-      <w:r>
-        <w:rPr>
-          <w:rFonts w:cs="Times New Roman"/>
-          <w:lang w:val="ru-RU"/>
-        </w:rPr>
-        <w:t xml:space="preserve"> реализует риск-модель </w:t>
+      <w:r>
+        <w:rPr>
+          <w:lang w:val="ru-RU"/>
+        </w:rPr>
+        <w:t xml:space="preserve"> реализует интерпретируемую логистическую регрессию с </w:t>
       </w:r>
       <w:proofErr w:type="spellStart"/>
       <w:r>
-        <w:rPr>
-          <w:rFonts w:cs="Times New Roman"/>
-        </w:rPr>
-        <w:t>CatBoost</w:t>
+        <w:t>WoE</w:t>
       </w:r>
       <w:proofErr w:type="spellEnd"/>
       <w:r>
         <w:rPr>
-          <w:rFonts w:cs="Times New Roman"/>
-          <w:lang w:val="ru-RU"/>
-        </w:rPr>
-        <w:t xml:space="preserve">. Она использует отбор признаков, корреляционную фильтрацию, подбор </w:t>
+          <w:lang w:val="ru-RU"/>
+        </w:rPr>
+        <w:t xml:space="preserve">-кодированием через </w:t>
       </w:r>
       <w:proofErr w:type="spellStart"/>
       <w:r>
-        <w:rPr>
-          <w:rFonts w:cs="Times New Roman"/>
+        <w:t>OptimalBinning</w:t>
+      </w:r>
+      <w:proofErr w:type="spellEnd"/>
+      <w:r>
+        <w:rPr>
+          <w:lang w:val="ru-RU"/>
+        </w:rPr>
+        <w:t xml:space="preserve">, </w:t>
+      </w:r>
+      <w:r>
+        <w:t>IV</w:t>
+      </w:r>
+      <w:r>
+        <w:rPr>
+          <w:lang w:val="ru-RU"/>
+        </w:rPr>
+        <w:t xml:space="preserve">-фильтрацией и подбором </w:t>
+      </w:r>
+      <w:proofErr w:type="spellStart"/>
+      <w:r>
+        <w:rPr>
           <w:lang w:val="ru-RU"/>
         </w:rPr>
         <w:t>гиперпараметров</w:t>
@@ -9318,367 +9218,186 @@
       <w:proofErr w:type="spellEnd"/>
       <w:r>
         <w:rPr>
-          <w:rFonts w:cs="Times New Roman"/>
-          <w:lang w:val="ru-RU"/>
-        </w:rPr>
-        <w:t xml:space="preserve"> через </w:t>
+          <w:lang w:val="ru-RU"/>
+        </w:rPr>
+        <w:t>. 05_</w:t>
+      </w:r>
+      <w:r>
+        <w:t>uplift</w:t>
+      </w:r>
+      <w:r>
+        <w:rPr>
+          <w:lang w:val="ru-RU"/>
+        </w:rPr>
+        <w:t>_</w:t>
+      </w:r>
+      <w:r>
+        <w:t>models</w:t>
+      </w:r>
+      <w:r>
+        <w:rPr>
+          <w:lang w:val="ru-RU"/>
+        </w:rPr>
+        <w:t>.</w:t>
       </w:r>
       <w:proofErr w:type="spellStart"/>
       <w:r>
-        <w:rPr>
-          <w:rFonts w:cs="Times New Roman"/>
-        </w:rPr>
-        <w:t>Optuna</w:t>
+        <w:t>ipynb</w:t>
       </w:r>
       <w:proofErr w:type="spellEnd"/>
       <w:r>
         <w:rPr>
-          <w:rFonts w:cs="Times New Roman"/>
-          <w:lang w:val="ru-RU"/>
-        </w:rPr>
-        <w:t xml:space="preserve"> и интерпретацию </w:t>
-      </w:r>
-      <w:r>
-        <w:rPr>
-          <w:rFonts w:cs="Times New Roman"/>
-        </w:rPr>
-        <w:t>SHAP</w:t>
-      </w:r>
-      <w:r>
-        <w:rPr>
-          <w:rFonts w:cs="Times New Roman"/>
-          <w:lang w:val="ru-RU"/>
-        </w:rPr>
-        <w:t xml:space="preserve">. </w:t>
+          <w:lang w:val="ru-RU"/>
+        </w:rPr>
+        <w:t xml:space="preserve"> обучает </w:t>
+      </w:r>
+      <w:r>
+        <w:t>S</w:t>
+      </w:r>
+      <w:r>
+        <w:rPr>
+          <w:lang w:val="ru-RU"/>
+        </w:rPr>
+        <w:t>-</w:t>
+      </w:r>
+      <w:r>
+        <w:t>Learner</w:t>
+      </w:r>
+      <w:r>
+        <w:rPr>
+          <w:lang w:val="ru-RU"/>
+        </w:rPr>
+        <w:t xml:space="preserve">, </w:t>
+      </w:r>
+      <w:r>
+        <w:t>T</w:t>
+      </w:r>
+      <w:r>
+        <w:rPr>
+          <w:lang w:val="ru-RU"/>
+        </w:rPr>
+        <w:t>-</w:t>
+      </w:r>
+      <w:r>
+        <w:t>Learner</w:t>
+      </w:r>
+      <w:r>
+        <w:rPr>
+          <w:lang w:val="ru-RU"/>
+        </w:rPr>
+        <w:t xml:space="preserve">, </w:t>
+      </w:r>
+      <w:r>
+        <w:t>X</w:t>
+      </w:r>
+      <w:r>
+        <w:rPr>
+          <w:lang w:val="ru-RU"/>
+        </w:rPr>
+        <w:t>-</w:t>
+      </w:r>
+      <w:r>
+        <w:t>Learner</w:t>
+      </w:r>
+      <w:r>
+        <w:rPr>
+          <w:lang w:val="ru-RU"/>
+        </w:rPr>
+        <w:t xml:space="preserve"> и </w:t>
+      </w:r>
+      <w:r>
+        <w:t>DR</w:t>
+      </w:r>
+      <w:r>
+        <w:rPr>
+          <w:lang w:val="ru-RU"/>
+        </w:rPr>
+        <w:t>-</w:t>
+      </w:r>
+      <w:r>
+        <w:t>Learner</w:t>
+      </w:r>
+      <w:r>
+        <w:rPr>
+          <w:lang w:val="ru-RU"/>
+        </w:rPr>
+        <w:t xml:space="preserve">, рассчитывает </w:t>
       </w:r>
       <w:proofErr w:type="spellStart"/>
       <w:r>
-        <w:rPr>
-          <w:rFonts w:cs="Times New Roman"/>
-        </w:rPr>
-        <w:t>logreg</w:t>
+        <w:t>Qini</w:t>
       </w:r>
       <w:proofErr w:type="spellEnd"/>
       <w:r>
         <w:rPr>
-          <w:rFonts w:cs="Times New Roman"/>
+          <w:lang w:val="ru-RU"/>
+        </w:rPr>
+        <w:t>/</w:t>
+      </w:r>
+      <w:r>
+        <w:t>AUUC</w:t>
+      </w:r>
+      <w:r>
+        <w:rPr>
+          <w:lang w:val="ru-RU"/>
+        </w:rPr>
+        <w:t xml:space="preserve">, доверительные интервалы, проверку по </w:t>
+      </w:r>
+      <w:r>
+        <w:t>TRUE</w:t>
+      </w:r>
+      <w:r>
+        <w:rPr>
+          <w:lang w:val="ru-RU"/>
+        </w:rPr>
+        <w:t>_</w:t>
+      </w:r>
+      <w:r>
+        <w:t>UPLIFT</w:t>
+      </w:r>
+      <w:r>
+        <w:rPr>
+          <w:lang w:val="ru-RU"/>
+        </w:rPr>
+        <w:t xml:space="preserve"> и сценарный анализ. 06_</w:t>
+      </w:r>
+      <w:r>
+        <w:t>policy</w:t>
+      </w:r>
+      <w:r>
+        <w:rPr>
+          <w:lang w:val="ru-RU"/>
+        </w:rPr>
+        <w:t>_</w:t>
+      </w:r>
+      <w:r>
+        <w:t>evaluation</w:t>
+      </w:r>
+      <w:r>
+        <w:rPr>
           <w:lang w:val="ru-RU"/>
         </w:rPr>
         <w:t>.</w:t>
       </w:r>
       <w:proofErr w:type="spellStart"/>
       <w:r>
-        <w:rPr>
-          <w:rFonts w:cs="Times New Roman"/>
-        </w:rPr>
         <w:t>ipynb</w:t>
       </w:r>
       <w:proofErr w:type="spellEnd"/>
       <w:r>
         <w:rPr>
-          <w:rFonts w:cs="Times New Roman"/>
-          <w:lang w:val="ru-RU"/>
-        </w:rPr>
-        <w:t xml:space="preserve"> реализует интерпретируемую логистическую регрессию с </w:t>
-      </w:r>
-      <w:proofErr w:type="spellStart"/>
-      <w:r>
-        <w:rPr>
-          <w:rFonts w:cs="Times New Roman"/>
-        </w:rPr>
-        <w:t>WoE</w:t>
-      </w:r>
-      <w:proofErr w:type="spellEnd"/>
-      <w:r>
-        <w:rPr>
-          <w:rFonts w:cs="Times New Roman"/>
-          <w:lang w:val="ru-RU"/>
-        </w:rPr>
-        <w:t xml:space="preserve">-кодированием через </w:t>
-      </w:r>
-      <w:proofErr w:type="spellStart"/>
-      <w:r>
-        <w:rPr>
-          <w:rFonts w:cs="Times New Roman"/>
-        </w:rPr>
-        <w:t>OptimalBinning</w:t>
-      </w:r>
-      <w:proofErr w:type="spellEnd"/>
-      <w:r>
-        <w:rPr>
-          <w:rFonts w:cs="Times New Roman"/>
-          <w:lang w:val="ru-RU"/>
-        </w:rPr>
-        <w:t xml:space="preserve">, </w:t>
-      </w:r>
-      <w:r>
-        <w:rPr>
-          <w:rFonts w:cs="Times New Roman"/>
-        </w:rPr>
-        <w:t>IV</w:t>
-      </w:r>
-      <w:r>
-        <w:rPr>
-          <w:rFonts w:cs="Times New Roman"/>
-          <w:lang w:val="ru-RU"/>
-        </w:rPr>
-        <w:t xml:space="preserve">-фильтрацией и подбором </w:t>
-      </w:r>
-      <w:proofErr w:type="spellStart"/>
-      <w:r>
-        <w:rPr>
-          <w:rFonts w:cs="Times New Roman"/>
-          <w:lang w:val="ru-RU"/>
-        </w:rPr>
-        <w:t>гиперпараметров</w:t>
-      </w:r>
-      <w:proofErr w:type="spellEnd"/>
-      <w:r>
-        <w:rPr>
-          <w:rFonts w:cs="Times New Roman"/>
-          <w:lang w:val="ru-RU"/>
-        </w:rPr>
-        <w:t xml:space="preserve">. </w:t>
-      </w:r>
-      <w:r>
-        <w:rPr>
-          <w:rFonts w:cs="Times New Roman"/>
-        </w:rPr>
-        <w:t>uplift</w:t>
-      </w:r>
-      <w:r>
-        <w:rPr>
-          <w:rFonts w:cs="Times New Roman"/>
-          <w:lang w:val="ru-RU"/>
-        </w:rPr>
-        <w:t>_</w:t>
-      </w:r>
-      <w:r>
-        <w:rPr>
-          <w:rFonts w:cs="Times New Roman"/>
-        </w:rPr>
-        <w:t>models</w:t>
-      </w:r>
-      <w:r>
-        <w:rPr>
-          <w:rFonts w:cs="Times New Roman"/>
-          <w:lang w:val="ru-RU"/>
-        </w:rPr>
-        <w:t>.</w:t>
-      </w:r>
-      <w:proofErr w:type="spellStart"/>
-      <w:r>
-        <w:rPr>
-          <w:rFonts w:cs="Times New Roman"/>
-        </w:rPr>
-        <w:t>ipynb</w:t>
-      </w:r>
-      <w:proofErr w:type="spellEnd"/>
-      <w:r>
-        <w:rPr>
-          <w:rFonts w:cs="Times New Roman"/>
-          <w:lang w:val="ru-RU"/>
-        </w:rPr>
-        <w:t xml:space="preserve"> обучает </w:t>
-      </w:r>
-      <w:r>
-        <w:rPr>
-          <w:rFonts w:cs="Times New Roman"/>
-        </w:rPr>
-        <w:t>S</w:t>
-      </w:r>
-      <w:r>
-        <w:rPr>
-          <w:rFonts w:cs="Times New Roman"/>
-          <w:lang w:val="ru-RU"/>
-        </w:rPr>
-        <w:t>-</w:t>
-      </w:r>
-      <w:r>
-        <w:rPr>
-          <w:rFonts w:cs="Times New Roman"/>
-        </w:rPr>
-        <w:t>Learner</w:t>
-      </w:r>
-      <w:r>
-        <w:rPr>
-          <w:rFonts w:cs="Times New Roman"/>
-          <w:lang w:val="ru-RU"/>
-        </w:rPr>
-        <w:t xml:space="preserve">, </w:t>
-      </w:r>
-      <w:r>
-        <w:rPr>
-          <w:rFonts w:cs="Times New Roman"/>
-        </w:rPr>
-        <w:t>T</w:t>
-      </w:r>
-      <w:r>
-        <w:rPr>
-          <w:rFonts w:cs="Times New Roman"/>
-          <w:lang w:val="ru-RU"/>
-        </w:rPr>
-        <w:t>-</w:t>
-      </w:r>
-      <w:r>
-        <w:rPr>
-          <w:rFonts w:cs="Times New Roman"/>
-        </w:rPr>
-        <w:t>Learner</w:t>
-      </w:r>
-      <w:r>
-        <w:rPr>
-          <w:rFonts w:cs="Times New Roman"/>
-          <w:lang w:val="ru-RU"/>
-        </w:rPr>
-        <w:t xml:space="preserve">, </w:t>
-      </w:r>
-      <w:r>
-        <w:rPr>
-          <w:rFonts w:cs="Times New Roman"/>
-        </w:rPr>
-        <w:t>X</w:t>
-      </w:r>
-      <w:r>
-        <w:rPr>
-          <w:rFonts w:cs="Times New Roman"/>
-          <w:lang w:val="ru-RU"/>
-        </w:rPr>
-        <w:t>-</w:t>
-      </w:r>
-      <w:r>
-        <w:rPr>
-          <w:rFonts w:cs="Times New Roman"/>
-        </w:rPr>
-        <w:t>Learner</w:t>
-      </w:r>
-      <w:r>
-        <w:rPr>
-          <w:rFonts w:cs="Times New Roman"/>
-          <w:lang w:val="ru-RU"/>
-        </w:rPr>
-        <w:t xml:space="preserve"> и </w:t>
-      </w:r>
-      <w:r>
-        <w:rPr>
-          <w:rFonts w:cs="Times New Roman"/>
-        </w:rPr>
-        <w:t>DR</w:t>
-      </w:r>
-      <w:r>
-        <w:rPr>
-          <w:rFonts w:cs="Times New Roman"/>
-          <w:lang w:val="ru-RU"/>
-        </w:rPr>
-        <w:t>-</w:t>
-      </w:r>
-      <w:r>
-        <w:rPr>
-          <w:rFonts w:cs="Times New Roman"/>
-        </w:rPr>
-        <w:t>Learner</w:t>
-      </w:r>
-      <w:r>
-        <w:rPr>
-          <w:rFonts w:cs="Times New Roman"/>
-          <w:lang w:val="ru-RU"/>
-        </w:rPr>
-        <w:t xml:space="preserve">, рассчитывает </w:t>
-      </w:r>
-      <w:proofErr w:type="spellStart"/>
-      <w:r>
-        <w:rPr>
-          <w:rFonts w:cs="Times New Roman"/>
-        </w:rPr>
-        <w:t>Qini</w:t>
-      </w:r>
-      <w:proofErr w:type="spellEnd"/>
-      <w:r>
-        <w:rPr>
-          <w:rFonts w:cs="Times New Roman"/>
-          <w:lang w:val="ru-RU"/>
-        </w:rPr>
-        <w:t>/</w:t>
-      </w:r>
-      <w:r>
-        <w:rPr>
-          <w:rFonts w:cs="Times New Roman"/>
-        </w:rPr>
-        <w:t>AUUC</w:t>
-      </w:r>
-      <w:r>
-        <w:rPr>
-          <w:rFonts w:cs="Times New Roman"/>
-          <w:lang w:val="ru-RU"/>
-        </w:rPr>
-        <w:t xml:space="preserve">, доверительные интервалы, проверку по </w:t>
-      </w:r>
-      <w:r>
-        <w:rPr>
-          <w:rFonts w:cs="Times New Roman"/>
-        </w:rPr>
-        <w:t>TRUE</w:t>
-      </w:r>
-      <w:r>
-        <w:rPr>
-          <w:rFonts w:cs="Times New Roman"/>
-          <w:lang w:val="ru-RU"/>
-        </w:rPr>
-        <w:t>_</w:t>
-      </w:r>
-      <w:r>
-        <w:rPr>
-          <w:rFonts w:cs="Times New Roman"/>
-        </w:rPr>
-        <w:t>UPLIFT</w:t>
-      </w:r>
-      <w:r>
-        <w:rPr>
-          <w:rFonts w:cs="Times New Roman"/>
-          <w:lang w:val="ru-RU"/>
-        </w:rPr>
-        <w:t xml:space="preserve"> и сценарный анализ. </w:t>
-      </w:r>
-      <w:r>
-        <w:rPr>
-          <w:rFonts w:cs="Times New Roman"/>
-        </w:rPr>
-        <w:t>policy</w:t>
-      </w:r>
-      <w:r>
-        <w:rPr>
-          <w:rFonts w:cs="Times New Roman"/>
-          <w:lang w:val="ru-RU"/>
-        </w:rPr>
-        <w:t>_</w:t>
-      </w:r>
-      <w:r>
-        <w:rPr>
-          <w:rFonts w:cs="Times New Roman"/>
-        </w:rPr>
-        <w:t>evaluation</w:t>
-      </w:r>
-      <w:r>
-        <w:rPr>
-          <w:rFonts w:cs="Times New Roman"/>
-          <w:lang w:val="ru-RU"/>
-        </w:rPr>
-        <w:t>.</w:t>
-      </w:r>
-      <w:proofErr w:type="spellStart"/>
-      <w:r>
-        <w:rPr>
-          <w:rFonts w:cs="Times New Roman"/>
-        </w:rPr>
-        <w:t>ipynb</w:t>
-      </w:r>
-      <w:proofErr w:type="spellEnd"/>
-      <w:r>
-        <w:rPr>
-          <w:rFonts w:cs="Times New Roman"/>
-          <w:lang w:val="ru-RU"/>
-        </w:rPr>
-        <w:t xml:space="preserve"> переводит модельные оценки в бизнес-кривые и чистую экономическую ценность.</w:t>
+          <w:lang w:val="ru-RU"/>
+        </w:rPr>
+        <w:t xml:space="preserve"> переводит модельные оценки в бизнес-кривые, </w:t>
+      </w:r>
+      <w:r>
+        <w:t>ROI</w:t>
+      </w:r>
+      <w:r>
+        <w:rPr>
+          <w:lang w:val="ru-RU"/>
+        </w:rPr>
+        <w:t>, сравнение политик при фиксированном охвате и чистую экономическую ценность.</w:t>
       </w:r>
     </w:p>
     <w:p>
@@ -10022,15 +9741,8 @@
           <w:rFonts w:cs="Times New Roman"/>
           <w:lang w:val="ru-RU"/>
         </w:rPr>
-        <w:t xml:space="preserve">Выводы по третьей главе. Сформирован воспроизводимый стенд, который соединяет реальные финансовые признаки и управляемый синтетический </w:t>
-      </w:r>
-      <w:r>
-        <w:rPr>
-          <w:rFonts w:cs="Times New Roman"/>
-          <w:lang w:val="ru-RU"/>
-        </w:rPr>
         <w:lastRenderedPageBreak/>
-        <w:t xml:space="preserve">причинный слой. В нем явно представлены основные барьеры финтех-применения </w:t>
+        <w:t xml:space="preserve">Выводы по третьей главе. Сформирован воспроизводимый стенд, который соединяет реальные финансовые признаки и управляемый синтетический причинный слой. В нем явно представлены основные барьеры финтех-применения </w:t>
       </w:r>
       <w:r>
         <w:rPr>
@@ -10206,14 +9918,14 @@
         <w:rPr>
           <w:lang w:val="ru-RU"/>
         </w:rPr>
-        <w:t xml:space="preserve">-выборках. Разрыв между обучающей и контрольными выборками указывает на частичное </w:t>
+        <w:t xml:space="preserve">-выборках. </w:t>
       </w:r>
       <w:r>
         <w:rPr>
           <w:lang w:val="ru-RU"/>
         </w:rPr>
         <w:lastRenderedPageBreak/>
-        <w:t xml:space="preserve">переобучение, но близость </w:t>
+        <w:t xml:space="preserve">Разрыв между обучающей и контрольными выборками указывает на частичное переобучение, но близость </w:t>
       </w:r>
       <w:r>
         <w:t>test</w:t>
@@ -11534,8 +11246,8 @@
         </w:rPr>
         <w:lastRenderedPageBreak/>
         <w:drawing>
-          <wp:inline distT="0" distB="0" distL="0" distR="0" wp14:anchorId="2C3EAC12" wp14:editId="794460F2">
-            <wp:extent cx="6152515" cy="2289810"/>
+          <wp:inline distT="0" distB="0" distL="0" distR="0" wp14:anchorId="2C3EAC12" wp14:editId="03614E4C">
+            <wp:extent cx="6152515" cy="2289670"/>
             <wp:effectExtent l="0" t="0" r="635" b="0"/>
             <wp:docPr id="304444822" name="Рисунок 1"/>
             <wp:cNvGraphicFramePr>
@@ -11545,7 +11257,7 @@
               <a:graphicData uri="http://schemas.openxmlformats.org/drawingml/2006/picture">
                 <pic:pic xmlns:pic="http://schemas.openxmlformats.org/drawingml/2006/picture">
                   <pic:nvPicPr>
-                    <pic:cNvPr id="304444822" name=""/>
+                    <pic:cNvPr id="304444822" name="Рисунок 1"/>
                     <pic:cNvPicPr/>
                   </pic:nvPicPr>
                   <pic:blipFill>
@@ -11557,7 +11269,7 @@
                   <pic:spPr>
                     <a:xfrm>
                       <a:off x="0" y="0"/>
-                      <a:ext cx="6152515" cy="2289810"/>
+                      <a:ext cx="6152515" cy="2289670"/>
                     </a:xfrm>
                     <a:prstGeom prst="rect">
                       <a:avLst/>
@@ -11603,6 +11315,7 @@
       </w:pPr>
       <w:r>
         <w:rPr>
+          <w:noProof/>
           <w:lang w:val="ru-RU"/>
         </w:rPr>
         <w:drawing>
@@ -12255,7 +11968,7 @@
         <w:rPr>
           <w:lang w:val="ru-RU"/>
         </w:rPr>
-        <w:t xml:space="preserve">Полученные кривые показывают, что случайный выбор является самым слабым ориентиром, оракул задает верхнюю границу, а </w:t>
+        <w:t xml:space="preserve">Сценарные бюджетные кривые показывают, что случайный выбор является самым слабым ориентиром, а оракул задает верхнюю границу. Синтетический </w:t>
       </w:r>
       <w:r>
         <w:t>BASE</w:t>
@@ -12273,7 +11986,83 @@
         <w:rPr>
           <w:lang w:val="ru-RU"/>
         </w:rPr>
-        <w:t xml:space="preserve">, </w:t>
+        <w:t xml:space="preserve"> часто остается очень сильным </w:t>
+      </w:r>
+      <w:r>
+        <w:t>risk</w:t>
+      </w:r>
+      <w:r>
+        <w:rPr>
+          <w:lang w:val="ru-RU"/>
+        </w:rPr>
+        <w:t>-</w:t>
+      </w:r>
+      <w:r>
+        <w:t>based</w:t>
+      </w:r>
+      <w:r>
+        <w:rPr>
+          <w:lang w:val="ru-RU"/>
+        </w:rPr>
+        <w:t xml:space="preserve"> ориентиром, потому что он встроен в механизм генерации данных и частично совпадает с полезностью коммуникации. Однако добавление </w:t>
+      </w:r>
+      <w:proofErr w:type="spellStart"/>
+      <w:r>
+        <w:t>CatBoost</w:t>
+      </w:r>
+      <w:proofErr w:type="spellEnd"/>
+      <w:r>
+        <w:rPr>
+          <w:lang w:val="ru-RU"/>
+        </w:rPr>
+        <w:t>-</w:t>
+      </w:r>
+      <w:r>
+        <w:t>risk</w:t>
+      </w:r>
+      <w:r>
+        <w:rPr>
+          <w:lang w:val="ru-RU"/>
+        </w:rPr>
+        <w:t xml:space="preserve"> и </w:t>
+      </w:r>
+      <w:proofErr w:type="spellStart"/>
+      <w:r>
+        <w:t>LogReg</w:t>
+      </w:r>
+      <w:proofErr w:type="spellEnd"/>
+      <w:r>
+        <w:rPr>
+          <w:lang w:val="ru-RU"/>
+        </w:rPr>
+        <w:t>-</w:t>
+      </w:r>
+      <w:r>
+        <w:t>risk</w:t>
+      </w:r>
+      <w:r>
+        <w:rPr>
+          <w:lang w:val="ru-RU"/>
+        </w:rPr>
+        <w:t xml:space="preserve"> меняет практическую интерпретацию: относительно реалистичных риск-моделей </w:t>
+      </w:r>
+      <w:r>
+        <w:t>S</w:t>
+      </w:r>
+      <w:r>
+        <w:rPr>
+          <w:lang w:val="ru-RU"/>
+        </w:rPr>
+        <w:t>-</w:t>
+      </w:r>
+      <w:r>
+        <w:t>Learner</w:t>
+      </w:r>
+      <w:r>
+        <w:rPr>
+          <w:lang w:val="ru-RU"/>
+        </w:rPr>
+        <w:t xml:space="preserve"> и </w:t>
       </w:r>
       <w:r>
         <w:t>T</w:t>
@@ -12291,25 +12080,7 @@
         <w:rPr>
           <w:lang w:val="ru-RU"/>
         </w:rPr>
-        <w:t xml:space="preserve"> и </w:t>
-      </w:r>
-      <w:r>
-        <w:t>S</w:t>
-      </w:r>
-      <w:r>
-        <w:rPr>
-          <w:lang w:val="ru-RU"/>
-        </w:rPr>
-        <w:t>-</w:t>
-      </w:r>
-      <w:r>
-        <w:t>Learner</w:t>
-      </w:r>
-      <w:r>
-        <w:rPr>
-          <w:lang w:val="ru-RU"/>
-        </w:rPr>
-        <w:t xml:space="preserve"> заметно превосходят случайный отбор. При этом между лучшими доступными стратегиями и оракулом сохраняется разрыв, что указывает на наличие нереализованного потенциала даже в задаче выбора клиентов.</w:t>
+        <w:t xml:space="preserve"> дают более высокий финансовый эффект в разных сценариях связи риска и воздействия.</w:t>
       </w:r>
     </w:p>
     <w:p>
@@ -12384,7 +12155,187 @@
         <w:rPr>
           <w:lang w:val="ru-RU"/>
         </w:rPr>
-        <w:t xml:space="preserve">Сравнение при фиксированных уровнях охвата уточняет эту картину в формате, близком к реальной кампании. При охвате 10% клиентов </w:t>
+        <w:t xml:space="preserve">Сравнение при фиксированном охвате 20% уточняет эту картину в формате, близком к реальной кампании. В согласованном сценарии </w:t>
+      </w:r>
+      <w:proofErr w:type="spellStart"/>
+      <w:r>
+        <w:t>CatBoost</w:t>
+      </w:r>
+      <w:proofErr w:type="spellEnd"/>
+      <w:r>
+        <w:rPr>
+          <w:lang w:val="ru-RU"/>
+        </w:rPr>
+        <w:t>-</w:t>
+      </w:r>
+      <w:r>
+        <w:t>risk</w:t>
+      </w:r>
+      <w:r>
+        <w:rPr>
+          <w:lang w:val="ru-RU"/>
+        </w:rPr>
+        <w:t xml:space="preserve"> и </w:t>
+      </w:r>
+      <w:proofErr w:type="spellStart"/>
+      <w:r>
+        <w:t>LogReg</w:t>
+      </w:r>
+      <w:proofErr w:type="spellEnd"/>
+      <w:r>
+        <w:rPr>
+          <w:lang w:val="ru-RU"/>
+        </w:rPr>
+        <w:t>-</w:t>
+      </w:r>
+      <w:r>
+        <w:t>risk</w:t>
+      </w:r>
+      <w:r>
+        <w:rPr>
+          <w:lang w:val="ru-RU"/>
+        </w:rPr>
+        <w:t xml:space="preserve"> реализуют около 48,6% и 48,5% от </w:t>
+      </w:r>
+      <w:r>
+        <w:t>Oracle</w:t>
+      </w:r>
+      <w:r>
+        <w:rPr>
+          <w:lang w:val="ru-RU"/>
+        </w:rPr>
+        <w:t xml:space="preserve">, тогда как </w:t>
+      </w:r>
+      <w:r>
+        <w:t>S</w:t>
+      </w:r>
+      <w:r>
+        <w:rPr>
+          <w:lang w:val="ru-RU"/>
+        </w:rPr>
+        <w:t>-</w:t>
+      </w:r>
+      <w:r>
+        <w:t>Learner</w:t>
+      </w:r>
+      <w:r>
+        <w:rPr>
+          <w:lang w:val="ru-RU"/>
+        </w:rPr>
+        <w:t xml:space="preserve"> и </w:t>
+      </w:r>
+      <w:r>
+        <w:t>T</w:t>
+      </w:r>
+      <w:r>
+        <w:rPr>
+          <w:lang w:val="ru-RU"/>
+        </w:rPr>
+        <w:t>-</w:t>
+      </w:r>
+      <w:r>
+        <w:t>Learner</w:t>
+      </w:r>
+      <w:r>
+        <w:rPr>
+          <w:lang w:val="ru-RU"/>
+        </w:rPr>
+        <w:t xml:space="preserve"> достигают 65,1% и 67,2%. В независимом сценарии </w:t>
+      </w:r>
+      <w:proofErr w:type="spellStart"/>
+      <w:r>
+        <w:t>CatBoost</w:t>
+      </w:r>
+      <w:proofErr w:type="spellEnd"/>
+      <w:r>
+        <w:rPr>
+          <w:lang w:val="ru-RU"/>
+        </w:rPr>
+        <w:t>/</w:t>
+      </w:r>
+      <w:proofErr w:type="spellStart"/>
+      <w:r>
+        <w:t>LogReg</w:t>
+      </w:r>
+      <w:proofErr w:type="spellEnd"/>
+      <w:r>
+        <w:rPr>
+          <w:lang w:val="ru-RU"/>
+        </w:rPr>
+        <w:t xml:space="preserve"> дают около 41,7% и 41,5%, а </w:t>
+      </w:r>
+      <w:r>
+        <w:t>S</w:t>
+      </w:r>
+      <w:r>
+        <w:rPr>
+          <w:lang w:val="ru-RU"/>
+        </w:rPr>
+        <w:t>/</w:t>
+      </w:r>
+      <w:r>
+        <w:t>T</w:t>
+      </w:r>
+      <w:r>
+        <w:rPr>
+          <w:lang w:val="ru-RU"/>
+        </w:rPr>
+        <w:t>-</w:t>
+      </w:r>
+      <w:r>
+        <w:t>Learner</w:t>
+      </w:r>
+      <w:r>
+        <w:rPr>
+          <w:lang w:val="ru-RU"/>
+        </w:rPr>
+        <w:t xml:space="preserve"> - 54,8% и 56,3%. В сценарии среднего риска обученные риск-модели находятся около 41%, тогда как </w:t>
+      </w:r>
+      <w:r>
+        <w:t>S</w:t>
+      </w:r>
+      <w:r>
+        <w:rPr>
+          <w:lang w:val="ru-RU"/>
+        </w:rPr>
+        <w:t>/</w:t>
+      </w:r>
+      <w:r>
+        <w:t>T</w:t>
+      </w:r>
+      <w:r>
+        <w:rPr>
+          <w:lang w:val="ru-RU"/>
+        </w:rPr>
+        <w:t>-</w:t>
+      </w:r>
+      <w:r>
+        <w:t>Learner</w:t>
+      </w:r>
+      <w:r>
+        <w:rPr>
+          <w:lang w:val="ru-RU"/>
+        </w:rPr>
+        <w:t xml:space="preserve"> достигают примерно 56,6-56,7% от </w:t>
+      </w:r>
+      <w:r>
+        <w:t>Oracle</w:t>
+      </w:r>
+      <w:r>
+        <w:rPr>
+          <w:lang w:val="ru-RU"/>
+        </w:rPr>
+        <w:t xml:space="preserve">. Следовательно, </w:t>
+      </w:r>
+      <w:r>
+        <w:lastRenderedPageBreak/>
+        <w:t>uplift</w:t>
+      </w:r>
+      <w:r>
+        <w:rPr>
+          <w:lang w:val="ru-RU"/>
+        </w:rPr>
+        <w:t xml:space="preserve">-подход дает более убедительный прирост не относительно идеализированного </w:t>
       </w:r>
       <w:r>
         <w:t>BASE</w:t>
@@ -12402,57 +12353,7 @@
         <w:rPr>
           <w:lang w:val="ru-RU"/>
         </w:rPr>
-        <w:t xml:space="preserve"> достигает 56,4% от оракула, </w:t>
-      </w:r>
-      <w:r>
-        <w:t>T</w:t>
-      </w:r>
-      <w:r>
-        <w:rPr>
-          <w:lang w:val="ru-RU"/>
-        </w:rPr>
-        <w:t>-</w:t>
-      </w:r>
-      <w:r>
-        <w:t>Learner</w:t>
-      </w:r>
-      <w:r>
-        <w:rPr>
-          <w:lang w:val="ru-RU"/>
-        </w:rPr>
-        <w:t xml:space="preserve"> - 52,9%, </w:t>
-      </w:r>
-      <w:r>
-        <w:t>S</w:t>
-      </w:r>
-      <w:r>
-        <w:rPr>
-          <w:lang w:val="ru-RU"/>
-        </w:rPr>
-        <w:t>-</w:t>
-      </w:r>
-      <w:r>
-        <w:t>Learner</w:t>
-      </w:r>
-      <w:r>
-        <w:rPr>
-          <w:lang w:val="ru-RU"/>
-        </w:rPr>
-        <w:t xml:space="preserve"> - 48,1%. При охвате 20% соответствующие значения составляют 70,2%, 67,2% и 65,1%, а при охвате 30% различия между тремя лучшими доступными стратегиями сокращаются до диапазона около </w:t>
-      </w:r>
-      <w:proofErr w:type="gramStart"/>
-      <w:r>
-        <w:rPr>
-          <w:lang w:val="ru-RU"/>
-        </w:rPr>
-        <w:t>75-77</w:t>
-      </w:r>
-      <w:proofErr w:type="gramEnd"/>
-      <w:r>
-        <w:rPr>
-          <w:lang w:val="ru-RU"/>
-        </w:rPr>
-        <w:t>% от оракула.</w:t>
+        <w:t>, а относительно моделей риска, которые банк действительно может обучить и внедрить.</w:t>
       </w:r>
     </w:p>
     <w:p>
@@ -12465,21 +12366,30 @@
         <w:rPr>
           <w:lang w:val="ru-RU"/>
         </w:rPr>
-        <w:t>Таблица 4.4 - Сравнение стратегий при фиксированном охвате клиентов</w:t>
+        <w:t xml:space="preserve">Таблица 4.4 - Доля от </w:t>
+      </w:r>
+      <w:r>
+        <w:t>Oracle</w:t>
+      </w:r>
+      <w:r>
+        <w:rPr>
+          <w:lang w:val="ru-RU"/>
+        </w:rPr>
+        <w:t xml:space="preserve"> при охвате 20% клиентов в сценариях связи риска и эффекта, %</w:t>
       </w:r>
     </w:p>
     <w:tbl>
       <w:tblPr>
         <w:tblStyle w:val="aff0"/>
-        <w:tblW w:w="0" w:type="auto"/>
+        <w:tblW w:w="8200" w:type="dxa"/>
         <w:jc w:val="center"/>
         <w:tblLook w:val="04A0" w:firstRow="1" w:lastRow="0" w:firstColumn="1" w:lastColumn="0" w:noHBand="0" w:noVBand="1"/>
       </w:tblPr>
       <w:tblGrid>
-        <w:gridCol w:w="2422"/>
-        <w:gridCol w:w="2422"/>
-        <w:gridCol w:w="2422"/>
-        <w:gridCol w:w="2422"/>
+        <w:gridCol w:w="1900"/>
+        <w:gridCol w:w="1300"/>
+        <w:gridCol w:w="2500"/>
+        <w:gridCol w:w="2500"/>
       </w:tblGrid>
       <w:tr>
         <w:trPr>
@@ -12487,43 +12397,65 @@
         </w:trPr>
         <w:tc>
           <w:tcPr>
-            <w:tcW w:w="2422" w:type="dxa"/>
+            <w:tcW w:w="1900" w:type="dxa"/>
           </w:tcPr>
           <w:p>
-            <w:proofErr w:type="spellStart"/>
-            <w:r>
-              <w:t>Охват</w:t>
-            </w:r>
-            <w:proofErr w:type="spellEnd"/>
+            <w:pPr>
+              <w:jc w:val="center"/>
+            </w:pPr>
+            <w:r>
+              <w:rPr>
+                <w:sz w:val="17"/>
+              </w:rPr>
+              <w:t>Сценарий</w:t>
+            </w:r>
           </w:p>
         </w:tc>
         <w:tc>
           <w:tcPr>
-            <w:tcW w:w="2422" w:type="dxa"/>
+            <w:tcW w:w="1300" w:type="dxa"/>
           </w:tcPr>
           <w:p>
-            <w:r>
-              <w:t>BASE_PD, % от оракула</w:t>
+            <w:pPr>
+              <w:jc w:val="center"/>
+            </w:pPr>
+            <w:r>
+              <w:rPr>
+                <w:sz w:val="17"/>
+              </w:rPr>
+              <w:t>BASE_PD</w:t>
             </w:r>
           </w:p>
         </w:tc>
         <w:tc>
           <w:tcPr>
-            <w:tcW w:w="2422" w:type="dxa"/>
+            <w:tcW w:w="2500" w:type="dxa"/>
           </w:tcPr>
           <w:p>
-            <w:r>
-              <w:t>T-Learner, % от оракула</w:t>
+            <w:pPr>
+              <w:jc w:val="center"/>
+            </w:pPr>
+            <w:r>
+              <w:rPr>
+                <w:sz w:val="17"/>
+              </w:rPr>
+              <w:t>CatBoost / LogReg</w:t>
             </w:r>
           </w:p>
         </w:tc>
         <w:tc>
           <w:tcPr>
-            <w:tcW w:w="2422" w:type="dxa"/>
+            <w:tcW w:w="2500" w:type="dxa"/>
           </w:tcPr>
           <w:p>
-            <w:r>
-              <w:t>S-Learner, % от оракула</w:t>
+            <w:pPr>
+              <w:jc w:val="center"/>
+            </w:pPr>
+            <w:r>
+              <w:rPr>
+                <w:sz w:val="17"/>
+              </w:rPr>
+              <w:t>S / T-Learner</w:t>
             </w:r>
           </w:p>
         </w:tc>
@@ -12534,41 +12466,65 @@
         </w:trPr>
         <w:tc>
           <w:tcPr>
-            <w:tcW w:w="2422" w:type="dxa"/>
+            <w:tcW w:w="1900" w:type="dxa"/>
           </w:tcPr>
           <w:p>
-            <w:r>
-              <w:t>10%</w:t>
+            <w:pPr>
+              <w:jc w:val="center"/>
+            </w:pPr>
+            <w:r>
+              <w:rPr>
+                <w:sz w:val="18"/>
+              </w:rPr>
+              <w:t>Согласованный</w:t>
             </w:r>
           </w:p>
         </w:tc>
         <w:tc>
           <w:tcPr>
-            <w:tcW w:w="2422" w:type="dxa"/>
+            <w:tcW w:w="1300" w:type="dxa"/>
           </w:tcPr>
           <w:p>
-            <w:r>
-              <w:t>56,4</w:t>
+            <w:pPr>
+              <w:jc w:val="center"/>
+            </w:pPr>
+            <w:r>
+              <w:rPr>
+                <w:sz w:val="18"/>
+              </w:rPr>
+              <w:t>70,2</w:t>
             </w:r>
           </w:p>
         </w:tc>
         <w:tc>
           <w:tcPr>
-            <w:tcW w:w="2422" w:type="dxa"/>
+            <w:tcW w:w="2500" w:type="dxa"/>
           </w:tcPr>
           <w:p>
-            <w:r>
-              <w:t>52,9</w:t>
+            <w:pPr>
+              <w:jc w:val="center"/>
+            </w:pPr>
+            <w:r>
+              <w:rPr>
+                <w:sz w:val="18"/>
+              </w:rPr>
+              <w:t>48,6 / 48,5</w:t>
             </w:r>
           </w:p>
         </w:tc>
         <w:tc>
           <w:tcPr>
-            <w:tcW w:w="2422" w:type="dxa"/>
+            <w:tcW w:w="2500" w:type="dxa"/>
           </w:tcPr>
           <w:p>
-            <w:r>
-              <w:t>48,1</w:t>
+            <w:pPr>
+              <w:jc w:val="center"/>
+            </w:pPr>
+            <w:r>
+              <w:rPr>
+                <w:sz w:val="18"/>
+              </w:rPr>
+              <w:t>65,1 / 67,2</w:t>
             </w:r>
           </w:p>
         </w:tc>
@@ -12579,42 +12535,65 @@
         </w:trPr>
         <w:tc>
           <w:tcPr>
-            <w:tcW w:w="2422" w:type="dxa"/>
+            <w:tcW w:w="1900" w:type="dxa"/>
           </w:tcPr>
           <w:p>
-            <w:r>
-              <w:lastRenderedPageBreak/>
-              <w:t>20%</w:t>
+            <w:pPr>
+              <w:jc w:val="center"/>
+            </w:pPr>
+            <w:r>
+              <w:rPr>
+                <w:sz w:val="18"/>
+              </w:rPr>
+              <w:t>Слабо соглас.</w:t>
             </w:r>
           </w:p>
         </w:tc>
         <w:tc>
           <w:tcPr>
-            <w:tcW w:w="2422" w:type="dxa"/>
+            <w:tcW w:w="1300" w:type="dxa"/>
           </w:tcPr>
           <w:p>
-            <w:r>
-              <w:t>70,2</w:t>
+            <w:pPr>
+              <w:jc w:val="center"/>
+            </w:pPr>
+            <w:r>
+              <w:rPr>
+                <w:sz w:val="18"/>
+              </w:rPr>
+              <w:t>64,9</w:t>
             </w:r>
           </w:p>
         </w:tc>
         <w:tc>
           <w:tcPr>
-            <w:tcW w:w="2422" w:type="dxa"/>
+            <w:tcW w:w="2500" w:type="dxa"/>
           </w:tcPr>
           <w:p>
-            <w:r>
-              <w:t>67,2</w:t>
+            <w:pPr>
+              <w:jc w:val="center"/>
+            </w:pPr>
+            <w:r>
+              <w:rPr>
+                <w:sz w:val="18"/>
+              </w:rPr>
+              <w:t>45,4 / 45,4</w:t>
             </w:r>
           </w:p>
         </w:tc>
         <w:tc>
           <w:tcPr>
-            <w:tcW w:w="2422" w:type="dxa"/>
+            <w:tcW w:w="2500" w:type="dxa"/>
           </w:tcPr>
           <w:p>
-            <w:r>
-              <w:t>65,1</w:t>
+            <w:pPr>
+              <w:jc w:val="center"/>
+            </w:pPr>
+            <w:r>
+              <w:rPr>
+                <w:sz w:val="18"/>
+              </w:rPr>
+              <w:t>60,1 / 61,8</w:t>
             </w:r>
           </w:p>
         </w:tc>
@@ -12625,41 +12604,134 @@
         </w:trPr>
         <w:tc>
           <w:tcPr>
-            <w:tcW w:w="2422" w:type="dxa"/>
+            <w:tcW w:w="1900" w:type="dxa"/>
           </w:tcPr>
           <w:p>
-            <w:r>
-              <w:t>30%</w:t>
+            <w:pPr>
+              <w:jc w:val="center"/>
+            </w:pPr>
+            <w:r>
+              <w:rPr>
+                <w:sz w:val="18"/>
+              </w:rPr>
+              <w:t>Независимый</w:t>
             </w:r>
           </w:p>
         </w:tc>
         <w:tc>
           <w:tcPr>
-            <w:tcW w:w="2422" w:type="dxa"/>
+            <w:tcW w:w="1300" w:type="dxa"/>
           </w:tcPr>
           <w:p>
-            <w:r>
-              <w:t>76,8</w:t>
+            <w:pPr>
+              <w:jc w:val="center"/>
+            </w:pPr>
+            <w:r>
+              <w:rPr>
+                <w:sz w:val="18"/>
+              </w:rPr>
+              <w:t>58,9</w:t>
             </w:r>
           </w:p>
         </w:tc>
         <w:tc>
           <w:tcPr>
-            <w:tcW w:w="2422" w:type="dxa"/>
+            <w:tcW w:w="2500" w:type="dxa"/>
           </w:tcPr>
           <w:p>
-            <w:r>
-              <w:t>76,5</w:t>
+            <w:pPr>
+              <w:jc w:val="center"/>
+            </w:pPr>
+            <w:r>
+              <w:rPr>
+                <w:sz w:val="18"/>
+              </w:rPr>
+              <w:t>41,7 / 41,5</w:t>
             </w:r>
           </w:p>
         </w:tc>
         <w:tc>
           <w:tcPr>
-            <w:tcW w:w="2422" w:type="dxa"/>
+            <w:tcW w:w="2500" w:type="dxa"/>
           </w:tcPr>
           <w:p>
-            <w:r>
-              <w:t>75,6</w:t>
+            <w:pPr>
+              <w:jc w:val="center"/>
+            </w:pPr>
+            <w:r>
+              <w:rPr>
+                <w:sz w:val="18"/>
+              </w:rPr>
+              <w:t>54,8 / 56,3</w:t>
+            </w:r>
+          </w:p>
+        </w:tc>
+      </w:tr>
+      <w:tr>
+        <w:trPr>
+          <w:jc w:val="center"/>
+        </w:trPr>
+        <w:tc>
+          <w:tcPr>
+            <w:tcW w:w="1900" w:type="dxa"/>
+          </w:tcPr>
+          <w:p>
+            <w:pPr>
+              <w:jc w:val="center"/>
+            </w:pPr>
+            <w:r>
+              <w:rPr>
+                <w:sz w:val="18"/>
+              </w:rPr>
+              <w:t>Средний риск</w:t>
+            </w:r>
+          </w:p>
+        </w:tc>
+        <w:tc>
+          <w:tcPr>
+            <w:tcW w:w="1300" w:type="dxa"/>
+          </w:tcPr>
+          <w:p>
+            <w:pPr>
+              <w:jc w:val="center"/>
+            </w:pPr>
+            <w:r>
+              <w:rPr>
+                <w:sz w:val="18"/>
+              </w:rPr>
+              <w:t>64,8</w:t>
+            </w:r>
+          </w:p>
+        </w:tc>
+        <w:tc>
+          <w:tcPr>
+            <w:tcW w:w="2500" w:type="dxa"/>
+          </w:tcPr>
+          <w:p>
+            <w:pPr>
+              <w:jc w:val="center"/>
+            </w:pPr>
+            <w:r>
+              <w:rPr>
+                <w:sz w:val="18"/>
+              </w:rPr>
+              <w:t>41,2 / 41,0</w:t>
+            </w:r>
+          </w:p>
+        </w:tc>
+        <w:tc>
+          <w:tcPr>
+            <w:tcW w:w="2500" w:type="dxa"/>
+          </w:tcPr>
+          <w:p>
+            <w:pPr>
+              <w:jc w:val="center"/>
+            </w:pPr>
+            <w:r>
+              <w:rPr>
+                <w:sz w:val="18"/>
+              </w:rPr>
+              <w:t>56,7 / 56,6</w:t>
             </w:r>
           </w:p>
         </w:tc>
@@ -12678,7 +12750,222 @@
         <w:rPr>
           <w:lang w:val="ru-RU"/>
         </w:rPr>
-        <w:t>-кривая дополняет это сравнение, поскольку при расширении кампании в отбор попадают клиенты с меньшим ожидаемым эффектом, тогда как затраты продолжают расти. Следовательно, положительный средний эффект коммуникации сам по себе не означает целесообразность контакта со всеми клиентами: практически значимым становится вопрос о предельной полезности следующего контакта.</w:t>
+        <w:t xml:space="preserve">-кривая дополняет это сравнение, поскольку при расширении кампании в отбор попадают клиенты с меньшим ожидаемым эффектом, тогда как затраты продолжают расти. По </w:t>
+      </w:r>
+      <w:r>
+        <w:t>ROI</w:t>
+      </w:r>
+      <w:r>
+        <w:rPr>
+          <w:lang w:val="ru-RU"/>
+        </w:rPr>
+        <w:t xml:space="preserve"> </w:t>
+      </w:r>
+      <w:r>
+        <w:t>S</w:t>
+      </w:r>
+      <w:r>
+        <w:rPr>
+          <w:lang w:val="ru-RU"/>
+        </w:rPr>
+        <w:t>/</w:t>
+      </w:r>
+      <w:r>
+        <w:t>T</w:t>
+      </w:r>
+      <w:r>
+        <w:rPr>
+          <w:lang w:val="ru-RU"/>
+        </w:rPr>
+        <w:t>-</w:t>
+      </w:r>
+      <w:r>
+        <w:t>Learner</w:t>
+      </w:r>
+      <w:r>
+        <w:rPr>
+          <w:lang w:val="ru-RU"/>
+        </w:rPr>
+        <w:t xml:space="preserve"> также дают преимущество над </w:t>
+      </w:r>
+      <w:proofErr w:type="spellStart"/>
+      <w:r>
+        <w:t>CatBoost</w:t>
+      </w:r>
+      <w:proofErr w:type="spellEnd"/>
+      <w:r>
+        <w:rPr>
+          <w:lang w:val="ru-RU"/>
+        </w:rPr>
+        <w:t>/</w:t>
+      </w:r>
+      <w:proofErr w:type="spellStart"/>
+      <w:r>
+        <w:t>LogReg</w:t>
+      </w:r>
+      <w:proofErr w:type="spellEnd"/>
+      <w:r>
+        <w:rPr>
+          <w:lang w:val="ru-RU"/>
+        </w:rPr>
+        <w:t>-</w:t>
+      </w:r>
+      <w:r>
+        <w:t>risk</w:t>
+      </w:r>
+      <w:r>
+        <w:rPr>
+          <w:lang w:val="ru-RU"/>
+        </w:rPr>
+        <w:t xml:space="preserve">: в согласованном сценарии максимум </w:t>
+      </w:r>
+      <w:r>
+        <w:t>ROI</w:t>
+      </w:r>
+      <w:r>
+        <w:rPr>
+          <w:lang w:val="ru-RU"/>
+        </w:rPr>
+        <w:t xml:space="preserve"> у </w:t>
+      </w:r>
+      <w:r>
+        <w:t>T</w:t>
+      </w:r>
+      <w:r>
+        <w:rPr>
+          <w:lang w:val="ru-RU"/>
+        </w:rPr>
+        <w:t>-</w:t>
+      </w:r>
+      <w:r>
+        <w:t>Learner</w:t>
+      </w:r>
+      <w:r>
+        <w:rPr>
+          <w:lang w:val="ru-RU"/>
+        </w:rPr>
+        <w:t xml:space="preserve"> составляет около 113,7 против 40,0 у </w:t>
+      </w:r>
+      <w:proofErr w:type="spellStart"/>
+      <w:r>
+        <w:t>CatBoost</w:t>
+      </w:r>
+      <w:proofErr w:type="spellEnd"/>
+      <w:r>
+        <w:rPr>
+          <w:lang w:val="ru-RU"/>
+        </w:rPr>
+        <w:t>-</w:t>
+      </w:r>
+      <w:r>
+        <w:t>risk</w:t>
+      </w:r>
+      <w:r>
+        <w:rPr>
+          <w:lang w:val="ru-RU"/>
+        </w:rPr>
+        <w:t xml:space="preserve"> и 50,5 у </w:t>
+      </w:r>
+      <w:proofErr w:type="spellStart"/>
+      <w:r>
+        <w:t>LogReg</w:t>
+      </w:r>
+      <w:proofErr w:type="spellEnd"/>
+      <w:r>
+        <w:rPr>
+          <w:lang w:val="ru-RU"/>
+        </w:rPr>
+        <w:t>-</w:t>
+      </w:r>
+      <w:r>
+        <w:t>risk</w:t>
+      </w:r>
+      <w:r>
+        <w:rPr>
+          <w:lang w:val="ru-RU"/>
+        </w:rPr>
+        <w:t xml:space="preserve">; в независимом сценарии </w:t>
+      </w:r>
+      <w:r>
+        <w:t>T</w:t>
+      </w:r>
+      <w:r>
+        <w:rPr>
+          <w:lang w:val="ru-RU"/>
+        </w:rPr>
+        <w:t>-</w:t>
+      </w:r>
+      <w:r>
+        <w:t>Learner</w:t>
+      </w:r>
+      <w:r>
+        <w:rPr>
+          <w:lang w:val="ru-RU"/>
+        </w:rPr>
+        <w:t xml:space="preserve"> достигает около 68,1 против 27,1 и 26,1; в сценарии среднего риска </w:t>
+      </w:r>
+      <w:r>
+        <w:t>S</w:t>
+      </w:r>
+      <w:r>
+        <w:rPr>
+          <w:lang w:val="ru-RU"/>
+        </w:rPr>
+        <w:t>/</w:t>
+      </w:r>
+      <w:r>
+        <w:t>T</w:t>
+      </w:r>
+      <w:r>
+        <w:rPr>
+          <w:lang w:val="ru-RU"/>
+        </w:rPr>
+        <w:t>-</w:t>
+      </w:r>
+      <w:r>
+        <w:t>Learner</w:t>
+      </w:r>
+      <w:r>
+        <w:rPr>
+          <w:lang w:val="ru-RU"/>
+        </w:rPr>
+        <w:t xml:space="preserve"> находятся около 20,8-20,9 против 16,6-16,7 у обученных риск-моделей. Это показывает, что экономическая применимость </w:t>
+      </w:r>
+      <w:r>
+        <w:t>uplift</w:t>
+      </w:r>
+      <w:r>
+        <w:rPr>
+          <w:lang w:val="ru-RU"/>
+        </w:rPr>
+        <w:t xml:space="preserve"> лучше раскрывается при сравнении с реалистичными </w:t>
+      </w:r>
+      <w:r>
+        <w:t>baseline</w:t>
+      </w:r>
+      <w:r>
+        <w:rPr>
+          <w:lang w:val="ru-RU"/>
+        </w:rPr>
+        <w:t xml:space="preserve">, а не только с синтетическим </w:t>
+      </w:r>
+      <w:r>
+        <w:t>BASE</w:t>
+      </w:r>
+      <w:r>
+        <w:rPr>
+          <w:lang w:val="ru-RU"/>
+        </w:rPr>
+        <w:t>_</w:t>
+      </w:r>
+      <w:r>
+        <w:t>PD</w:t>
+      </w:r>
+      <w:r>
+        <w:rPr>
+          <w:lang w:val="ru-RU"/>
+        </w:rPr>
+        <w:t>.</w:t>
       </w:r>
     </w:p>
     <w:p>
@@ -12693,11 +12980,12 @@
           <w:noProof/>
           <w:lang w:val="ru-RU"/>
         </w:rPr>
+        <w:lastRenderedPageBreak/>
         <w:drawing>
-          <wp:inline distT="0" distB="0" distL="0" distR="0" wp14:anchorId="047ACA9D" wp14:editId="615A8626">
-            <wp:extent cx="6152515" cy="3023870"/>
-            <wp:effectExtent l="0" t="0" r="635" b="5080"/>
-            <wp:docPr id="598629614" name="Рисунок 1"/>
+          <wp:inline distT="0" distB="0" distL="0" distR="0" wp14:anchorId="7C41F594" wp14:editId="7F446797">
+            <wp:extent cx="6152515" cy="3866515"/>
+            <wp:effectExtent l="0" t="0" r="635" b="635"/>
+            <wp:docPr id="1214820846" name="Рисунок 1"/>
             <wp:cNvGraphicFramePr>
               <a:graphicFrameLocks xmlns:a="http://schemas.openxmlformats.org/drawingml/2006/main" noChangeAspect="1"/>
             </wp:cNvGraphicFramePr>
@@ -12705,7 +12993,7 @@
               <a:graphicData uri="http://schemas.openxmlformats.org/drawingml/2006/picture">
                 <pic:pic xmlns:pic="http://schemas.openxmlformats.org/drawingml/2006/picture">
                   <pic:nvPicPr>
-                    <pic:cNvPr id="598629614" name=""/>
+                    <pic:cNvPr id="1214820846" name=""/>
                     <pic:cNvPicPr/>
                   </pic:nvPicPr>
                   <pic:blipFill>
@@ -12717,7 +13005,7 @@
                   <pic:spPr>
                     <a:xfrm>
                       <a:off x="0" y="0"/>
-                      <a:ext cx="6152515" cy="3023870"/>
+                      <a:ext cx="6152515" cy="3866515"/>
                     </a:xfrm>
                     <a:prstGeom prst="rect">
                       <a:avLst/>
@@ -12767,7 +13055,141 @@
         <w:rPr>
           <w:lang w:val="ru-RU"/>
         </w:rPr>
-        <w:t xml:space="preserve"> при фиксированном охвате 20%. Для </w:t>
+        <w:t xml:space="preserve"> при фиксированном охвате 20%. </w:t>
+      </w:r>
+      <w:proofErr w:type="spellStart"/>
+      <w:r>
+        <w:t>CatBoost</w:t>
+      </w:r>
+      <w:proofErr w:type="spellEnd"/>
+      <w:r>
+        <w:rPr>
+          <w:lang w:val="ru-RU"/>
+        </w:rPr>
+        <w:t>-</w:t>
+      </w:r>
+      <w:r>
+        <w:t>risk</w:t>
+      </w:r>
+      <w:r>
+        <w:rPr>
+          <w:lang w:val="ru-RU"/>
+        </w:rPr>
+        <w:t xml:space="preserve"> дает среднее суммарное снижение вероятности дефолта 73,64 с 95% интервалом [70,10; 77,57], </w:t>
+      </w:r>
+      <w:proofErr w:type="spellStart"/>
+      <w:r>
+        <w:t>LogReg</w:t>
+      </w:r>
+      <w:proofErr w:type="spellEnd"/>
+      <w:r>
+        <w:rPr>
+          <w:lang w:val="ru-RU"/>
+        </w:rPr>
+        <w:t>-</w:t>
+      </w:r>
+      <w:r>
+        <w:t>risk</w:t>
+      </w:r>
+      <w:r>
+        <w:rPr>
+          <w:lang w:val="ru-RU"/>
+        </w:rPr>
+        <w:t xml:space="preserve"> - 73,58 с интервалом [69,89; 77,30]. </w:t>
+      </w:r>
+      <w:r>
+        <w:t>S</w:t>
+      </w:r>
+      <w:r>
+        <w:rPr>
+          <w:lang w:val="ru-RU"/>
+        </w:rPr>
+        <w:t>-</w:t>
+      </w:r>
+      <w:r>
+        <w:t>Learner</w:t>
+      </w:r>
+      <w:r>
+        <w:rPr>
+          <w:lang w:val="ru-RU"/>
+        </w:rPr>
+        <w:t xml:space="preserve"> достигает 98,62 с интервалом [94,17; 103,01], а </w:t>
+      </w:r>
+      <w:r>
+        <w:t>T</w:t>
+      </w:r>
+      <w:r>
+        <w:rPr>
+          <w:lang w:val="ru-RU"/>
+        </w:rPr>
+        <w:t>-</w:t>
+      </w:r>
+      <w:r>
+        <w:t>Learner</w:t>
+      </w:r>
+      <w:r>
+        <w:rPr>
+          <w:lang w:val="ru-RU"/>
+        </w:rPr>
+        <w:t xml:space="preserve"> - 101,71 с интервалом [97,14; 106,25]. Интервалы </w:t>
+      </w:r>
+      <w:r>
+        <w:t>uplift</w:t>
+      </w:r>
+      <w:r>
+        <w:rPr>
+          <w:lang w:val="ru-RU"/>
+        </w:rPr>
+        <w:t xml:space="preserve">-моделей не пересекаются с интервалами </w:t>
+      </w:r>
+      <w:proofErr w:type="spellStart"/>
+      <w:r>
+        <w:t>CatBoost</w:t>
+      </w:r>
+      <w:proofErr w:type="spellEnd"/>
+      <w:r>
+        <w:rPr>
+          <w:lang w:val="ru-RU"/>
+        </w:rPr>
+        <w:t>/</w:t>
+      </w:r>
+      <w:proofErr w:type="spellStart"/>
+      <w:r>
+        <w:t>LogReg</w:t>
+      </w:r>
+      <w:proofErr w:type="spellEnd"/>
+      <w:r>
+        <w:rPr>
+          <w:lang w:val="ru-RU"/>
+        </w:rPr>
+        <w:t xml:space="preserve">, поэтому преимущество </w:t>
+      </w:r>
+      <w:r>
+        <w:t>S</w:t>
+      </w:r>
+      <w:r>
+        <w:rPr>
+          <w:lang w:val="ru-RU"/>
+        </w:rPr>
+        <w:t>/</w:t>
+      </w:r>
+      <w:r>
+        <w:t>T</w:t>
+      </w:r>
+      <w:r>
+        <w:rPr>
+          <w:lang w:val="ru-RU"/>
+        </w:rPr>
+        <w:t>-</w:t>
+      </w:r>
+      <w:r>
+        <w:t>Learner</w:t>
+      </w:r>
+      <w:r>
+        <w:rPr>
+          <w:lang w:val="ru-RU"/>
+        </w:rPr>
+        <w:t xml:space="preserve"> над реалистичными риск-моделями в бизнес-метрике выглядит устойчивым. При этом </w:t>
       </w:r>
       <w:r>
         <w:t>BASE</w:t>
@@ -12785,7 +13207,7 @@
         <w:rPr>
           <w:lang w:val="ru-RU"/>
         </w:rPr>
-        <w:t xml:space="preserve"> суммарное снижение вероятности дефолта составляет около 106,3 с интервалом [101,6; 110,8], для </w:t>
+        <w:t xml:space="preserve"> дает 106,33 с интервалом [101,63; 110,75] и остается близким к </w:t>
       </w:r>
       <w:r>
         <w:t>T</w:t>
@@ -12803,70 +13225,7 @@
         <w:rPr>
           <w:lang w:val="ru-RU"/>
         </w:rPr>
-        <w:t xml:space="preserve"> - около 101,7 с интервалом [97,1; 106,3], для </w:t>
-      </w:r>
-      <w:r>
-        <w:t>S</w:t>
-      </w:r>
-      <w:r>
-        <w:rPr>
-          <w:lang w:val="ru-RU"/>
-        </w:rPr>
-        <w:t>-</w:t>
-      </w:r>
-      <w:r>
-        <w:t>Learner</w:t>
-      </w:r>
-      <w:r>
-        <w:rPr>
-          <w:lang w:val="ru-RU"/>
-        </w:rPr>
-        <w:t xml:space="preserve"> - около 98,6 с интервалом [94,2; 103,0]. Пересечение интервалов </w:t>
-      </w:r>
-      <w:r>
-        <w:t>T</w:t>
-      </w:r>
-      <w:r>
-        <w:rPr>
-          <w:lang w:val="ru-RU"/>
-        </w:rPr>
-        <w:t>-</w:t>
-      </w:r>
-      <w:r>
-        <w:t>Learner</w:t>
-      </w:r>
-      <w:r>
-        <w:rPr>
-          <w:lang w:val="ru-RU"/>
-        </w:rPr>
-        <w:t xml:space="preserve"> и </w:t>
-      </w:r>
-      <w:r>
-        <w:t>S</w:t>
-      </w:r>
-      <w:r>
-        <w:rPr>
-          <w:lang w:val="ru-RU"/>
-        </w:rPr>
-        <w:t>-</w:t>
-      </w:r>
-      <w:r>
-        <w:t>Learner</w:t>
-      </w:r>
-      <w:r>
-        <w:rPr>
-          <w:lang w:val="ru-RU"/>
-        </w:rPr>
-        <w:t xml:space="preserve"> показывает, что различия между ними в бизнес-метрике следует интерпретировать осторожнее, чем различия по </w:t>
-      </w:r>
-      <w:r>
-        <w:t>AUUC</w:t>
-      </w:r>
-      <w:r>
-        <w:rPr>
-          <w:lang w:val="ru-RU"/>
-        </w:rPr>
-        <w:t>.</w:t>
+        <w:t>, что еще раз подчеркивает его роль как сильного, но синтетического ориентира.</w:t>
       </w:r>
     </w:p>
     <w:p>
@@ -12876,6 +13235,14 @@
           <w:lang w:val="ru-RU"/>
         </w:rPr>
       </w:pPr>
+    </w:p>
+    <w:p>
+      <w:pPr>
+        <w:ind w:firstLine="0"/>
+        <w:rPr>
+          <w:lang w:val="ru-RU"/>
+        </w:rPr>
+      </w:pPr>
       <w:r>
         <w:rPr>
           <w:noProof/>
@@ -12883,10 +13250,10 @@
         </w:rPr>
         <w:lastRenderedPageBreak/>
         <w:drawing>
-          <wp:inline distT="0" distB="0" distL="0" distR="0" wp14:anchorId="6C7B4E5A" wp14:editId="44C1039D">
+          <wp:inline distT="0" distB="0" distL="0" distR="0" wp14:anchorId="427ECD84" wp14:editId="7F7A8C35">
             <wp:extent cx="6152515" cy="3013710"/>
             <wp:effectExtent l="0" t="0" r="635" b="0"/>
-            <wp:docPr id="728962208" name="Рисунок 1"/>
+            <wp:docPr id="431387072" name="Рисунок 1"/>
             <wp:cNvGraphicFramePr>
               <a:graphicFrameLocks xmlns:a="http://schemas.openxmlformats.org/drawingml/2006/main" noChangeAspect="1"/>
             </wp:cNvGraphicFramePr>
@@ -12894,7 +13261,7 @@
               <a:graphicData uri="http://schemas.openxmlformats.org/drawingml/2006/picture">
                 <pic:pic xmlns:pic="http://schemas.openxmlformats.org/drawingml/2006/picture">
                   <pic:nvPicPr>
-                    <pic:cNvPr id="728962208" name=""/>
+                    <pic:cNvPr id="431387072" name=""/>
                     <pic:cNvPicPr/>
                   </pic:nvPicPr>
                   <pic:blipFill>
@@ -13578,6 +13945,7 @@
       </w:pPr>
       <w:r>
         <w:rPr>
+          <w:noProof/>
           <w:lang w:val="ru-RU"/>
         </w:rPr>
         <w:lastRenderedPageBreak/>
@@ -14471,7 +14839,16 @@
         <w:rPr>
           <w:lang w:val="ru-RU"/>
         </w:rPr>
-        <w:t xml:space="preserve">Сценарный анализ показывает, что качество </w:t>
+        <w:t xml:space="preserve">Сценарный анализ </w:t>
+      </w:r>
+      <w:r>
+        <w:t>AUUC</w:t>
+      </w:r>
+      <w:r>
+        <w:rPr>
+          <w:lang w:val="ru-RU"/>
+        </w:rPr>
+        <w:t xml:space="preserve"> показывает, что </w:t>
       </w:r>
       <w:r>
         <w:t>T</w:t>
@@ -14489,7 +14866,7 @@
         <w:rPr>
           <w:lang w:val="ru-RU"/>
         </w:rPr>
-        <w:t xml:space="preserve"> остается высоким во всех вариантах и возрастает от 365,1 </w:t>
+        <w:t xml:space="preserve"> остается высоким во всех вариантах связи риска и эффекта: от 365,1 </w:t>
       </w:r>
       <w:r>
         <w:t>AUUC</w:t>
@@ -14498,7 +14875,62 @@
         <w:rPr>
           <w:lang w:val="ru-RU"/>
         </w:rPr>
-        <w:t xml:space="preserve"> в согласованном сценарии до 380,1 в сценарии среднего риска. </w:t>
+        <w:t xml:space="preserve"> в согласованном сценарии до 380,1 в сценарии среднего риска, или примерно 83,8-87,2% от </w:t>
+      </w:r>
+      <w:r>
+        <w:lastRenderedPageBreak/>
+        <w:t>oracle</w:t>
+      </w:r>
+      <w:r>
+        <w:rPr>
+          <w:lang w:val="ru-RU"/>
+        </w:rPr>
+        <w:t xml:space="preserve">. </w:t>
+      </w:r>
+      <w:r>
+        <w:t>S</w:t>
+      </w:r>
+      <w:r>
+        <w:rPr>
+          <w:lang w:val="ru-RU"/>
+        </w:rPr>
+        <w:t>-</w:t>
+      </w:r>
+      <w:r>
+        <w:t>Learner</w:t>
+      </w:r>
+      <w:r>
+        <w:rPr>
+          <w:lang w:val="ru-RU"/>
+        </w:rPr>
+        <w:t xml:space="preserve"> также превосходит практические </w:t>
+      </w:r>
+      <w:r>
+        <w:t>risk</w:t>
+      </w:r>
+      <w:r>
+        <w:rPr>
+          <w:lang w:val="ru-RU"/>
+        </w:rPr>
+        <w:t>-</w:t>
+      </w:r>
+      <w:r>
+        <w:t>baseline</w:t>
+      </w:r>
+      <w:r>
+        <w:rPr>
+          <w:lang w:val="ru-RU"/>
+        </w:rPr>
+        <w:t xml:space="preserve">, но заметно проседает в сценарии среднего риска до 294,0 </w:t>
+      </w:r>
+      <w:r>
+        <w:t>AUUC</w:t>
+      </w:r>
+      <w:r>
+        <w:rPr>
+          <w:lang w:val="ru-RU"/>
+        </w:rPr>
+        <w:t xml:space="preserve">. </w:t>
       </w:r>
       <w:proofErr w:type="spellStart"/>
       <w:r>
@@ -14518,14 +14950,7 @@
         <w:rPr>
           <w:lang w:val="ru-RU"/>
         </w:rPr>
-        <w:t xml:space="preserve">, напротив, почти не меняется и </w:t>
-      </w:r>
-      <w:r>
-        <w:rPr>
-          <w:lang w:val="ru-RU"/>
-        </w:rPr>
-        <w:lastRenderedPageBreak/>
-        <w:t xml:space="preserve">остается в узком диапазоне 251,4-254,5 </w:t>
+        <w:t xml:space="preserve"> почти не меняется и остается в диапазоне 251,4-254,5 </w:t>
       </w:r>
       <w:r>
         <w:t>AUUC</w:t>
@@ -14534,11 +14959,13 @@
         <w:rPr>
           <w:lang w:val="ru-RU"/>
         </w:rPr>
-        <w:t xml:space="preserve">, поскольку решает задачу прогноза дефолта, а не задачу эффекта воздействия. </w:t>
-      </w:r>
-      <w:r>
-        <w:t>S</w:t>
-      </w:r>
+        <w:t xml:space="preserve">, а </w:t>
+      </w:r>
+      <w:proofErr w:type="spellStart"/>
+      <w:r>
+        <w:t>LogReg</w:t>
+      </w:r>
+      <w:proofErr w:type="spellEnd"/>
       <w:r>
         <w:rPr>
           <w:lang w:val="ru-RU"/>
@@ -14546,13 +14973,13 @@
         <w:t>-</w:t>
       </w:r>
       <w:r>
-        <w:t>Learner</w:t>
-      </w:r>
-      <w:r>
-        <w:rPr>
-          <w:lang w:val="ru-RU"/>
-        </w:rPr>
-        <w:t xml:space="preserve"> заметно ухудшается в сценарии среднего риска, где его </w:t>
+        <w:t>risk</w:t>
+      </w:r>
+      <w:r>
+        <w:rPr>
+          <w:lang w:val="ru-RU"/>
+        </w:rPr>
+        <w:t xml:space="preserve"> - в диапазоне 244,9-249,6 </w:t>
       </w:r>
       <w:r>
         <w:t>AUUC</w:t>
@@ -14561,7 +14988,7 @@
         <w:rPr>
           <w:lang w:val="ru-RU"/>
         </w:rPr>
-        <w:t xml:space="preserve"> снижается до 294,0. Наиболее важный вывод состоит в том, что высокий </w:t>
+        <w:t xml:space="preserve">, поскольку обе модели решают задачу прогноза дефолта, а не задачу эффекта воздействия. Наиболее важный вывод состоит в том, что высокий </w:t>
       </w:r>
       <w:r>
         <w:t>AUUC</w:t>
@@ -14594,16 +15021,16 @@
     <w:tbl>
       <w:tblPr>
         <w:tblStyle w:val="aff0"/>
-        <w:tblW w:w="0" w:type="auto"/>
+        <w:tblW w:w="9896" w:type="dxa"/>
         <w:jc w:val="center"/>
         <w:tblLook w:val="04A0" w:firstRow="1" w:lastRow="0" w:firstColumn="1" w:lastColumn="0" w:noHBand="0" w:noVBand="1"/>
       </w:tblPr>
       <w:tblGrid>
-        <w:gridCol w:w="1935"/>
-        <w:gridCol w:w="2081"/>
-        <w:gridCol w:w="2018"/>
-        <w:gridCol w:w="1937"/>
-        <w:gridCol w:w="1934"/>
+        <w:gridCol w:w="3346"/>
+        <w:gridCol w:w="1550"/>
+        <w:gridCol w:w="1750"/>
+        <w:gridCol w:w="1550"/>
+        <w:gridCol w:w="1700"/>
       </w:tblGrid>
       <w:tr>
         <w:trPr>
@@ -14611,50 +15038,105 @@
         </w:trPr>
         <w:tc>
           <w:tcPr>
-            <w:tcW w:w="1935" w:type="dxa"/>
+            <w:tcW w:w="3346" w:type="dxa"/>
           </w:tcPr>
           <w:p>
-            <w:r>
+            <w:pPr>
+              <w:ind w:firstLine="0"/>
+              <w:rPr>
+                <w:sz w:val="24"/>
+                <w:szCs w:val="24"/>
+              </w:rPr>
+            </w:pPr>
+            <w:r>
+              <w:rPr>
+                <w:sz w:val="24"/>
+                <w:szCs w:val="24"/>
+              </w:rPr>
               <w:t>Модель</w:t>
             </w:r>
           </w:p>
         </w:tc>
         <w:tc>
           <w:tcPr>
-            <w:tcW w:w="2081" w:type="dxa"/>
+            <w:tcW w:w="1550" w:type="dxa"/>
           </w:tcPr>
           <w:p>
-            <w:r>
-              <w:t>Согласованный</w:t>
+            <w:pPr>
+              <w:ind w:firstLine="0"/>
+              <w:rPr>
+                <w:sz w:val="24"/>
+                <w:szCs w:val="24"/>
+              </w:rPr>
+            </w:pPr>
+            <w:r>
+              <w:rPr>
+                <w:sz w:val="24"/>
+                <w:szCs w:val="24"/>
+              </w:rPr>
+              <w:t>Соглас.</w:t>
             </w:r>
           </w:p>
         </w:tc>
         <w:tc>
           <w:tcPr>
-            <w:tcW w:w="2018" w:type="dxa"/>
+            <w:tcW w:w="1750" w:type="dxa"/>
           </w:tcPr>
           <w:p>
-            <w:r>
-              <w:t>Слабо согласованный</w:t>
+            <w:pPr>
+              <w:ind w:firstLine="0"/>
+              <w:rPr>
+                <w:sz w:val="24"/>
+                <w:szCs w:val="24"/>
+              </w:rPr>
+            </w:pPr>
+            <w:r>
+              <w:rPr>
+                <w:sz w:val="24"/>
+                <w:szCs w:val="24"/>
+              </w:rPr>
+              <w:t>Слабо согл.</w:t>
             </w:r>
           </w:p>
         </w:tc>
         <w:tc>
           <w:tcPr>
-            <w:tcW w:w="1937" w:type="dxa"/>
+            <w:tcW w:w="1550" w:type="dxa"/>
           </w:tcPr>
           <w:p>
-            <w:r>
-              <w:t>Независимый</w:t>
+            <w:pPr>
+              <w:ind w:firstLine="0"/>
+              <w:rPr>
+                <w:sz w:val="24"/>
+                <w:szCs w:val="24"/>
+              </w:rPr>
+            </w:pPr>
+            <w:r>
+              <w:rPr>
+                <w:sz w:val="24"/>
+                <w:szCs w:val="24"/>
+              </w:rPr>
+              <w:t>Независ.</w:t>
             </w:r>
           </w:p>
         </w:tc>
         <w:tc>
           <w:tcPr>
-            <w:tcW w:w="1934" w:type="dxa"/>
+            <w:tcW w:w="1700" w:type="dxa"/>
           </w:tcPr>
           <w:p>
-            <w:r>
+            <w:pPr>
+              <w:ind w:firstLine="0"/>
+              <w:rPr>
+                <w:sz w:val="24"/>
+                <w:szCs w:val="24"/>
+              </w:rPr>
+            </w:pPr>
+            <w:r>
+              <w:rPr>
+                <w:sz w:val="24"/>
+                <w:szCs w:val="24"/>
+              </w:rPr>
               <w:t>Средний риск</w:t>
             </w:r>
           </w:p>
@@ -14666,50 +15148,105 @@
         </w:trPr>
         <w:tc>
           <w:tcPr>
-            <w:tcW w:w="1935" w:type="dxa"/>
+            <w:tcW w:w="3346" w:type="dxa"/>
           </w:tcPr>
           <w:p>
-            <w:r>
-              <w:t>Logged-policy oracle</w:t>
+            <w:pPr>
+              <w:ind w:firstLine="0"/>
+              <w:rPr>
+                <w:sz w:val="24"/>
+                <w:szCs w:val="24"/>
+              </w:rPr>
+            </w:pPr>
+            <w:r>
+              <w:rPr>
+                <w:sz w:val="24"/>
+                <w:szCs w:val="24"/>
+              </w:rPr>
+              <w:t>Oracle</w:t>
             </w:r>
           </w:p>
         </w:tc>
         <w:tc>
           <w:tcPr>
-            <w:tcW w:w="2081" w:type="dxa"/>
+            <w:tcW w:w="1550" w:type="dxa"/>
           </w:tcPr>
           <w:p>
-            <w:r>
+            <w:pPr>
+              <w:jc w:val="center"/>
+              <w:rPr>
+                <w:sz w:val="24"/>
+                <w:szCs w:val="24"/>
+              </w:rPr>
+            </w:pPr>
+            <w:r>
+              <w:rPr>
+                <w:sz w:val="24"/>
+                <w:szCs w:val="24"/>
+              </w:rPr>
               <w:t>423,8</w:t>
             </w:r>
           </w:p>
         </w:tc>
         <w:tc>
           <w:tcPr>
-            <w:tcW w:w="2018" w:type="dxa"/>
+            <w:tcW w:w="1750" w:type="dxa"/>
           </w:tcPr>
           <w:p>
-            <w:r>
+            <w:pPr>
+              <w:jc w:val="center"/>
+              <w:rPr>
+                <w:sz w:val="24"/>
+                <w:szCs w:val="24"/>
+              </w:rPr>
+            </w:pPr>
+            <w:r>
+              <w:rPr>
+                <w:sz w:val="24"/>
+                <w:szCs w:val="24"/>
+              </w:rPr>
               <w:t>441,2</w:t>
             </w:r>
           </w:p>
         </w:tc>
         <w:tc>
           <w:tcPr>
-            <w:tcW w:w="1937" w:type="dxa"/>
+            <w:tcW w:w="1550" w:type="dxa"/>
           </w:tcPr>
           <w:p>
-            <w:r>
+            <w:pPr>
+              <w:jc w:val="center"/>
+              <w:rPr>
+                <w:sz w:val="24"/>
+                <w:szCs w:val="24"/>
+              </w:rPr>
+            </w:pPr>
+            <w:r>
+              <w:rPr>
+                <w:sz w:val="24"/>
+                <w:szCs w:val="24"/>
+              </w:rPr>
               <w:t>429,2</w:t>
             </w:r>
           </w:p>
         </w:tc>
         <w:tc>
           <w:tcPr>
-            <w:tcW w:w="1934" w:type="dxa"/>
+            <w:tcW w:w="1700" w:type="dxa"/>
           </w:tcPr>
           <w:p>
-            <w:r>
+            <w:pPr>
+              <w:jc w:val="center"/>
+              <w:rPr>
+                <w:sz w:val="24"/>
+                <w:szCs w:val="24"/>
+              </w:rPr>
+            </w:pPr>
+            <w:r>
+              <w:rPr>
+                <w:sz w:val="24"/>
+                <w:szCs w:val="24"/>
+              </w:rPr>
               <w:t>442,2</w:t>
             </w:r>
           </w:p>
@@ -14721,50 +15258,105 @@
         </w:trPr>
         <w:tc>
           <w:tcPr>
-            <w:tcW w:w="1935" w:type="dxa"/>
+            <w:tcW w:w="3346" w:type="dxa"/>
           </w:tcPr>
           <w:p>
-            <w:r>
+            <w:pPr>
+              <w:ind w:firstLine="0"/>
+              <w:rPr>
+                <w:sz w:val="24"/>
+                <w:szCs w:val="24"/>
+              </w:rPr>
+            </w:pPr>
+            <w:r>
+              <w:rPr>
+                <w:sz w:val="24"/>
+                <w:szCs w:val="24"/>
+              </w:rPr>
               <w:t>BASE_PD</w:t>
             </w:r>
           </w:p>
         </w:tc>
         <w:tc>
           <w:tcPr>
-            <w:tcW w:w="2081" w:type="dxa"/>
+            <w:tcW w:w="1550" w:type="dxa"/>
           </w:tcPr>
           <w:p>
-            <w:r>
+            <w:pPr>
+              <w:jc w:val="center"/>
+              <w:rPr>
+                <w:sz w:val="24"/>
+                <w:szCs w:val="24"/>
+              </w:rPr>
+            </w:pPr>
+            <w:r>
+              <w:rPr>
+                <w:sz w:val="24"/>
+                <w:szCs w:val="24"/>
+              </w:rPr>
               <w:t>371,9</w:t>
             </w:r>
           </w:p>
         </w:tc>
         <w:tc>
           <w:tcPr>
-            <w:tcW w:w="2018" w:type="dxa"/>
+            <w:tcW w:w="1750" w:type="dxa"/>
           </w:tcPr>
           <w:p>
-            <w:r>
+            <w:pPr>
+              <w:jc w:val="center"/>
+              <w:rPr>
+                <w:sz w:val="24"/>
+                <w:szCs w:val="24"/>
+              </w:rPr>
+            </w:pPr>
+            <w:r>
+              <w:rPr>
+                <w:sz w:val="24"/>
+                <w:szCs w:val="24"/>
+              </w:rPr>
               <w:t>375,8</w:t>
             </w:r>
           </w:p>
         </w:tc>
         <w:tc>
           <w:tcPr>
-            <w:tcW w:w="1937" w:type="dxa"/>
+            <w:tcW w:w="1550" w:type="dxa"/>
           </w:tcPr>
           <w:p>
-            <w:r>
+            <w:pPr>
+              <w:jc w:val="center"/>
+              <w:rPr>
+                <w:sz w:val="24"/>
+                <w:szCs w:val="24"/>
+              </w:rPr>
+            </w:pPr>
+            <w:r>
+              <w:rPr>
+                <w:sz w:val="24"/>
+                <w:szCs w:val="24"/>
+              </w:rPr>
               <w:t>378,7</w:t>
             </w:r>
           </w:p>
         </w:tc>
         <w:tc>
           <w:tcPr>
-            <w:tcW w:w="1934" w:type="dxa"/>
+            <w:tcW w:w="1700" w:type="dxa"/>
           </w:tcPr>
           <w:p>
-            <w:r>
+            <w:pPr>
+              <w:jc w:val="center"/>
+              <w:rPr>
+                <w:sz w:val="24"/>
+                <w:szCs w:val="24"/>
+              </w:rPr>
+            </w:pPr>
+            <w:r>
+              <w:rPr>
+                <w:sz w:val="24"/>
+                <w:szCs w:val="24"/>
+              </w:rPr>
               <w:t>385,3</w:t>
             </w:r>
           </w:p>
@@ -14776,50 +15368,105 @@
         </w:trPr>
         <w:tc>
           <w:tcPr>
-            <w:tcW w:w="1935" w:type="dxa"/>
+            <w:tcW w:w="3346" w:type="dxa"/>
           </w:tcPr>
           <w:p>
-            <w:r>
-              <w:t>T-Learner</w:t>
+            <w:pPr>
+              <w:ind w:firstLine="0"/>
+              <w:rPr>
+                <w:sz w:val="24"/>
+                <w:szCs w:val="24"/>
+              </w:rPr>
+            </w:pPr>
+            <w:r>
+              <w:rPr>
+                <w:sz w:val="24"/>
+                <w:szCs w:val="24"/>
+              </w:rPr>
+              <w:t>T-L</w:t>
             </w:r>
           </w:p>
         </w:tc>
         <w:tc>
           <w:tcPr>
-            <w:tcW w:w="2081" w:type="dxa"/>
+            <w:tcW w:w="1550" w:type="dxa"/>
           </w:tcPr>
           <w:p>
-            <w:r>
+            <w:pPr>
+              <w:jc w:val="center"/>
+              <w:rPr>
+                <w:sz w:val="24"/>
+                <w:szCs w:val="24"/>
+              </w:rPr>
+            </w:pPr>
+            <w:r>
+              <w:rPr>
+                <w:sz w:val="24"/>
+                <w:szCs w:val="24"/>
+              </w:rPr>
               <w:t>365,1</w:t>
             </w:r>
           </w:p>
         </w:tc>
         <w:tc>
           <w:tcPr>
-            <w:tcW w:w="2018" w:type="dxa"/>
+            <w:tcW w:w="1750" w:type="dxa"/>
           </w:tcPr>
           <w:p>
-            <w:r>
+            <w:pPr>
+              <w:jc w:val="center"/>
+              <w:rPr>
+                <w:sz w:val="24"/>
+                <w:szCs w:val="24"/>
+              </w:rPr>
+            </w:pPr>
+            <w:r>
+              <w:rPr>
+                <w:sz w:val="24"/>
+                <w:szCs w:val="24"/>
+              </w:rPr>
               <w:t>369,6</w:t>
             </w:r>
           </w:p>
         </w:tc>
         <w:tc>
           <w:tcPr>
-            <w:tcW w:w="1937" w:type="dxa"/>
+            <w:tcW w:w="1550" w:type="dxa"/>
           </w:tcPr>
           <w:p>
-            <w:r>
+            <w:pPr>
+              <w:jc w:val="center"/>
+              <w:rPr>
+                <w:sz w:val="24"/>
+                <w:szCs w:val="24"/>
+              </w:rPr>
+            </w:pPr>
+            <w:r>
+              <w:rPr>
+                <w:sz w:val="24"/>
+                <w:szCs w:val="24"/>
+              </w:rPr>
               <w:t>374,4</w:t>
             </w:r>
           </w:p>
         </w:tc>
         <w:tc>
           <w:tcPr>
-            <w:tcW w:w="1934" w:type="dxa"/>
+            <w:tcW w:w="1700" w:type="dxa"/>
           </w:tcPr>
           <w:p>
-            <w:r>
+            <w:pPr>
+              <w:jc w:val="center"/>
+              <w:rPr>
+                <w:sz w:val="24"/>
+                <w:szCs w:val="24"/>
+              </w:rPr>
+            </w:pPr>
+            <w:r>
+              <w:rPr>
+                <w:sz w:val="24"/>
+                <w:szCs w:val="24"/>
+              </w:rPr>
               <w:t>380,1</w:t>
             </w:r>
           </w:p>
@@ -14831,50 +15478,105 @@
         </w:trPr>
         <w:tc>
           <w:tcPr>
-            <w:tcW w:w="1935" w:type="dxa"/>
+            <w:tcW w:w="3346" w:type="dxa"/>
           </w:tcPr>
           <w:p>
-            <w:r>
-              <w:t>S-Learner</w:t>
+            <w:pPr>
+              <w:ind w:firstLine="0"/>
+              <w:rPr>
+                <w:sz w:val="24"/>
+                <w:szCs w:val="24"/>
+              </w:rPr>
+            </w:pPr>
+            <w:r>
+              <w:rPr>
+                <w:sz w:val="24"/>
+                <w:szCs w:val="24"/>
+              </w:rPr>
+              <w:t>S-L</w:t>
             </w:r>
           </w:p>
         </w:tc>
         <w:tc>
           <w:tcPr>
-            <w:tcW w:w="2081" w:type="dxa"/>
+            <w:tcW w:w="1550" w:type="dxa"/>
           </w:tcPr>
           <w:p>
-            <w:r>
+            <w:pPr>
+              <w:jc w:val="center"/>
+              <w:rPr>
+                <w:sz w:val="24"/>
+                <w:szCs w:val="24"/>
+              </w:rPr>
+            </w:pPr>
+            <w:r>
+              <w:rPr>
+                <w:sz w:val="24"/>
+                <w:szCs w:val="24"/>
+              </w:rPr>
               <w:t>340,9</w:t>
             </w:r>
           </w:p>
         </w:tc>
         <w:tc>
           <w:tcPr>
-            <w:tcW w:w="2018" w:type="dxa"/>
+            <w:tcW w:w="1750" w:type="dxa"/>
           </w:tcPr>
           <w:p>
-            <w:r>
+            <w:pPr>
+              <w:jc w:val="center"/>
+              <w:rPr>
+                <w:sz w:val="24"/>
+                <w:szCs w:val="24"/>
+              </w:rPr>
+            </w:pPr>
+            <w:r>
+              <w:rPr>
+                <w:sz w:val="24"/>
+                <w:szCs w:val="24"/>
+              </w:rPr>
               <w:t>336,4</w:t>
             </w:r>
           </w:p>
         </w:tc>
         <w:tc>
           <w:tcPr>
-            <w:tcW w:w="1937" w:type="dxa"/>
+            <w:tcW w:w="1550" w:type="dxa"/>
           </w:tcPr>
           <w:p>
-            <w:r>
+            <w:pPr>
+              <w:jc w:val="center"/>
+              <w:rPr>
+                <w:sz w:val="24"/>
+                <w:szCs w:val="24"/>
+              </w:rPr>
+            </w:pPr>
+            <w:r>
+              <w:rPr>
+                <w:sz w:val="24"/>
+                <w:szCs w:val="24"/>
+              </w:rPr>
               <w:t>340,0</w:t>
             </w:r>
           </w:p>
         </w:tc>
         <w:tc>
           <w:tcPr>
-            <w:tcW w:w="1934" w:type="dxa"/>
+            <w:tcW w:w="1700" w:type="dxa"/>
           </w:tcPr>
           <w:p>
-            <w:r>
+            <w:pPr>
+              <w:jc w:val="center"/>
+              <w:rPr>
+                <w:sz w:val="24"/>
+                <w:szCs w:val="24"/>
+              </w:rPr>
+            </w:pPr>
+            <w:r>
+              <w:rPr>
+                <w:sz w:val="24"/>
+                <w:szCs w:val="24"/>
+              </w:rPr>
               <w:t>294,0</w:t>
             </w:r>
           </w:p>
@@ -14886,51 +15588,216 @@
         </w:trPr>
         <w:tc>
           <w:tcPr>
-            <w:tcW w:w="1935" w:type="dxa"/>
+            <w:tcW w:w="3346" w:type="dxa"/>
           </w:tcPr>
           <w:p>
-            <w:r>
-              <w:t>CatBoost-risk</w:t>
+            <w:pPr>
+              <w:ind w:firstLine="0"/>
+              <w:rPr>
+                <w:sz w:val="24"/>
+                <w:szCs w:val="24"/>
+              </w:rPr>
+            </w:pPr>
+            <w:r>
+              <w:rPr>
+                <w:sz w:val="24"/>
+                <w:szCs w:val="24"/>
+              </w:rPr>
+              <w:t>CatBoost</w:t>
             </w:r>
           </w:p>
         </w:tc>
         <w:tc>
           <w:tcPr>
-            <w:tcW w:w="2081" w:type="dxa"/>
+            <w:tcW w:w="1550" w:type="dxa"/>
           </w:tcPr>
           <w:p>
-            <w:r>
+            <w:pPr>
+              <w:jc w:val="center"/>
+              <w:rPr>
+                <w:sz w:val="24"/>
+                <w:szCs w:val="24"/>
+              </w:rPr>
+            </w:pPr>
+            <w:r>
+              <w:rPr>
+                <w:sz w:val="24"/>
+                <w:szCs w:val="24"/>
+              </w:rPr>
               <w:t>251,4</w:t>
             </w:r>
           </w:p>
         </w:tc>
         <w:tc>
           <w:tcPr>
-            <w:tcW w:w="2018" w:type="dxa"/>
+            <w:tcW w:w="1750" w:type="dxa"/>
           </w:tcPr>
           <w:p>
-            <w:r>
+            <w:pPr>
+              <w:jc w:val="center"/>
+              <w:rPr>
+                <w:sz w:val="24"/>
+                <w:szCs w:val="24"/>
+              </w:rPr>
+            </w:pPr>
+            <w:r>
+              <w:rPr>
+                <w:sz w:val="24"/>
+                <w:szCs w:val="24"/>
+              </w:rPr>
               <w:t>251,7</w:t>
             </w:r>
           </w:p>
         </w:tc>
         <w:tc>
           <w:tcPr>
-            <w:tcW w:w="1937" w:type="dxa"/>
+            <w:tcW w:w="1550" w:type="dxa"/>
           </w:tcPr>
           <w:p>
-            <w:r>
+            <w:pPr>
+              <w:jc w:val="center"/>
+              <w:rPr>
+                <w:sz w:val="24"/>
+                <w:szCs w:val="24"/>
+              </w:rPr>
+            </w:pPr>
+            <w:r>
+              <w:rPr>
+                <w:sz w:val="24"/>
+                <w:szCs w:val="24"/>
+              </w:rPr>
               <w:t>254,2</w:t>
             </w:r>
           </w:p>
         </w:tc>
         <w:tc>
           <w:tcPr>
-            <w:tcW w:w="1934" w:type="dxa"/>
+            <w:tcW w:w="1700" w:type="dxa"/>
           </w:tcPr>
           <w:p>
-            <w:r>
+            <w:pPr>
+              <w:jc w:val="center"/>
+              <w:rPr>
+                <w:sz w:val="24"/>
+                <w:szCs w:val="24"/>
+              </w:rPr>
+            </w:pPr>
+            <w:r>
+              <w:rPr>
+                <w:sz w:val="24"/>
+                <w:szCs w:val="24"/>
+              </w:rPr>
               <w:t>254,5</w:t>
+            </w:r>
+          </w:p>
+        </w:tc>
+      </w:tr>
+      <w:tr>
+        <w:trPr>
+          <w:jc w:val="center"/>
+        </w:trPr>
+        <w:tc>
+          <w:tcPr>
+            <w:tcW w:w="3346" w:type="dxa"/>
+          </w:tcPr>
+          <w:p>
+            <w:pPr>
+              <w:ind w:firstLine="0"/>
+              <w:rPr>
+                <w:sz w:val="24"/>
+                <w:szCs w:val="24"/>
+              </w:rPr>
+            </w:pPr>
+            <w:r>
+              <w:rPr>
+                <w:sz w:val="24"/>
+                <w:szCs w:val="24"/>
+              </w:rPr>
+              <w:t>LogReg</w:t>
+            </w:r>
+          </w:p>
+        </w:tc>
+        <w:tc>
+          <w:tcPr>
+            <w:tcW w:w="1550" w:type="dxa"/>
+          </w:tcPr>
+          <w:p>
+            <w:pPr>
+              <w:jc w:val="center"/>
+              <w:rPr>
+                <w:sz w:val="24"/>
+                <w:szCs w:val="24"/>
+              </w:rPr>
+            </w:pPr>
+            <w:r>
+              <w:rPr>
+                <w:sz w:val="24"/>
+                <w:szCs w:val="24"/>
+              </w:rPr>
+              <w:t>244,9</w:t>
+            </w:r>
+          </w:p>
+        </w:tc>
+        <w:tc>
+          <w:tcPr>
+            <w:tcW w:w="1750" w:type="dxa"/>
+          </w:tcPr>
+          <w:p>
+            <w:pPr>
+              <w:jc w:val="center"/>
+              <w:rPr>
+                <w:sz w:val="24"/>
+                <w:szCs w:val="24"/>
+              </w:rPr>
+            </w:pPr>
+            <w:r>
+              <w:rPr>
+                <w:sz w:val="24"/>
+                <w:szCs w:val="24"/>
+              </w:rPr>
+              <w:t>246,2</w:t>
+            </w:r>
+          </w:p>
+        </w:tc>
+        <w:tc>
+          <w:tcPr>
+            <w:tcW w:w="1550" w:type="dxa"/>
+          </w:tcPr>
+          <w:p>
+            <w:pPr>
+              <w:jc w:val="center"/>
+              <w:rPr>
+                <w:sz w:val="24"/>
+                <w:szCs w:val="24"/>
+              </w:rPr>
+            </w:pPr>
+            <w:r>
+              <w:rPr>
+                <w:sz w:val="24"/>
+                <w:szCs w:val="24"/>
+              </w:rPr>
+              <w:t>249,6</w:t>
+            </w:r>
+          </w:p>
+        </w:tc>
+        <w:tc>
+          <w:tcPr>
+            <w:tcW w:w="1700" w:type="dxa"/>
+          </w:tcPr>
+          <w:p>
+            <w:pPr>
+              <w:jc w:val="center"/>
+              <w:rPr>
+                <w:sz w:val="24"/>
+                <w:szCs w:val="24"/>
+              </w:rPr>
+            </w:pPr>
+            <w:r>
+              <w:rPr>
+                <w:sz w:val="24"/>
+                <w:szCs w:val="24"/>
+              </w:rPr>
+              <w:t>248,8</w:t>
             </w:r>
           </w:p>
         </w:tc>
@@ -14977,14 +15844,7 @@
         <w:rPr>
           <w:lang w:val="ru-RU"/>
         </w:rPr>
-        <w:t xml:space="preserve">». Если изменяемый сегмент совпадает с верхом риск-рейтинга, риск-ориентированная стратегия может служить приемлемым приближением. Если же полезность коммуникации смещается к клиентам среднего риска или определяется факторами, слабо связанными с риском, модели индивидуального эффекта становятся содержательно более обоснованным инструментом ранжирования. </w:t>
-      </w:r>
-      <w:r>
-        <w:rPr>
-          <w:lang w:val="ru-RU"/>
-        </w:rPr>
-        <w:lastRenderedPageBreak/>
-        <w:t>Следовательно, перед переносом подхода на реальные данные необходимо не только сравнить алгоритмы, но и исследовать положение изменяемого сегмента относительно шкалы базового риска.</w:t>
+        <w:t>». Если изменяемый сегмент совпадает с верхом риск-рейтинга, риск-ориентированная стратегия может служить приемлемым приближением. Если же полезность коммуникации смещается к клиентам среднего риска или определяется факторами, слабо связанными с риском, модели индивидуального эффекта становятся содержательно более обоснованным инструментом ранжирования. Следовательно, перед переносом подхода на реальные данные необходимо не только сравнить алгоритмы, но и исследовать положение изменяемого сегмента относительно шкалы базового риска.</w:t>
       </w:r>
     </w:p>
     <w:p>
@@ -14999,6 +15859,7 @@
           <w:noProof/>
           <w:lang w:val="ru-RU"/>
         </w:rPr>
+        <w:lastRenderedPageBreak/>
         <w:drawing>
           <wp:inline distT="0" distB="0" distL="0" distR="0" wp14:anchorId="6843BB94" wp14:editId="123AA02A">
             <wp:extent cx="6152515" cy="3932555"/>
@@ -15116,7 +15977,6 @@
         <w:rPr>
           <w:lang w:val="ru-RU"/>
         </w:rPr>
-        <w:lastRenderedPageBreak/>
         <w:t xml:space="preserve">Рисунок 4.10 - Значения </w:t>
       </w:r>
       <w:r>
@@ -15142,6 +16002,7 @@
           <w:color w:val="auto"/>
           <w:lang w:val="ru-RU"/>
         </w:rPr>
+        <w:lastRenderedPageBreak/>
         <w:t>4.4. Практические следствия результатов и ограничения исследования</w:t>
       </w:r>
     </w:p>
@@ -15169,7 +16030,52 @@
         <w:rPr>
           <w:lang w:val="ru-RU"/>
         </w:rPr>
-        <w:t>. Тем не менее проведенный эксперимент позволяет выделить следствия, которые могут использоваться как критерии готовности данных и как направления последующей апробации подхода.</w:t>
+        <w:t xml:space="preserve">. Тем не менее проведенный эксперимент позволяет выделить следствия, которые могут использоваться как критерии готовности данных и как направления последующей апробации подхода. Главный вывод состоит в том, что барьеры внедрения </w:t>
+      </w:r>
+      <w:r>
+        <w:t>uplift</w:t>
+      </w:r>
+      <w:r>
+        <w:rPr>
+          <w:lang w:val="ru-RU"/>
+        </w:rPr>
+        <w:t xml:space="preserve"> имеют не только алгоритмическую, но и организационно-данную природу: нужно доказать прирост относительно сильного </w:t>
+      </w:r>
+      <w:r>
+        <w:t>risk</w:t>
+      </w:r>
+      <w:r>
+        <w:rPr>
+          <w:lang w:val="ru-RU"/>
+        </w:rPr>
+        <w:t xml:space="preserve"> </w:t>
+      </w:r>
+      <w:r>
+        <w:t>baseline</w:t>
+      </w:r>
+      <w:r>
+        <w:rPr>
+          <w:lang w:val="ru-RU"/>
+        </w:rPr>
+        <w:t xml:space="preserve">, обеспечить контроль и </w:t>
+      </w:r>
+      <w:r>
+        <w:t>overlap</w:t>
+      </w:r>
+      <w:r>
+        <w:rPr>
+          <w:lang w:val="ru-RU"/>
+        </w:rPr>
+        <w:t xml:space="preserve">, накопить зрелые наблюдения по каналам, оценить устойчивость результата и перевести эффект в </w:t>
+      </w:r>
+      <w:r>
+        <w:t>ROI</w:t>
+      </w:r>
+      <w:r>
+        <w:rPr>
+          <w:lang w:val="ru-RU"/>
+        </w:rPr>
+        <w:t>.</w:t>
       </w:r>
     </w:p>
     <w:p>
@@ -15205,19 +16111,9 @@
             <w:tcW w:w="4844" w:type="dxa"/>
           </w:tcPr>
           <w:p>
-            <w:proofErr w:type="spellStart"/>
-            <w:r>
-              <w:t>Экспериментальный</w:t>
-            </w:r>
-            <w:proofErr w:type="spellEnd"/>
-            <w:r>
-              <w:t xml:space="preserve"> </w:t>
-            </w:r>
-            <w:proofErr w:type="spellStart"/>
-            <w:r>
-              <w:t>результат</w:t>
-            </w:r>
-            <w:proofErr w:type="spellEnd"/>
+            <w:r>
+              <w:t>Экспериментальный результат</w:t>
+            </w:r>
           </w:p>
         </w:tc>
         <w:tc>
@@ -15227,6 +16123,102 @@
           <w:p>
             <w:r>
               <w:t>Практическое следствие</w:t>
+            </w:r>
+          </w:p>
+        </w:tc>
+      </w:tr>
+      <w:tr>
+        <w:trPr>
+          <w:jc w:val="center"/>
+        </w:trPr>
+        <w:tc>
+          <w:tcPr>
+            <w:tcW w:w="4844" w:type="dxa"/>
+          </w:tcPr>
+          <w:p>
+            <w:r>
+              <w:t>T-Learner и S-Learner превосходят CatBoost/LogReg-risk по AUUC, policy-метрикам и bootstrap при 20% охвата, но BASE_PD остается сильным синтетическим ориентиром.</w:t>
+            </w:r>
+          </w:p>
+        </w:tc>
+        <w:tc>
+          <w:tcPr>
+            <w:tcW w:w="4844" w:type="dxa"/>
+          </w:tcPr>
+          <w:p>
+            <w:pPr>
+              <w:rPr>
+                <w:lang w:val="ru-RU"/>
+              </w:rPr>
+            </w:pPr>
+            <w:r>
+              <w:rPr>
+                <w:lang w:val="ru-RU"/>
+              </w:rPr>
+              <w:t xml:space="preserve">Сравнивать </w:t>
+            </w:r>
+            <w:r>
+              <w:t>uplift</w:t>
+            </w:r>
+            <w:r>
+              <w:rPr>
+                <w:lang w:val="ru-RU"/>
+              </w:rPr>
+              <w:t xml:space="preserve"> нужно не со случайным выбором, а с сильными </w:t>
+            </w:r>
+            <w:r>
+              <w:t>risk</w:t>
+            </w:r>
+            <w:r>
+              <w:rPr>
+                <w:lang w:val="ru-RU"/>
+              </w:rPr>
+              <w:t>-</w:t>
+            </w:r>
+            <w:r>
+              <w:t>baseline</w:t>
+            </w:r>
+            <w:r>
+              <w:rPr>
+                <w:lang w:val="ru-RU"/>
+              </w:rPr>
+              <w:t xml:space="preserve">; </w:t>
+            </w:r>
+            <w:r>
+              <w:t>BASE</w:t>
+            </w:r>
+            <w:r>
+              <w:rPr>
+                <w:lang w:val="ru-RU"/>
+              </w:rPr>
+              <w:t>_</w:t>
+            </w:r>
+            <w:r>
+              <w:t>PD</w:t>
+            </w:r>
+            <w:r>
+              <w:rPr>
+                <w:lang w:val="ru-RU"/>
+              </w:rPr>
+              <w:t xml:space="preserve"> следует трактовать как диагностический верхний ориентир </w:t>
+            </w:r>
+            <w:r>
+              <w:t>risk</w:t>
+            </w:r>
+            <w:r>
+              <w:rPr>
+                <w:lang w:val="ru-RU"/>
+              </w:rPr>
+              <w:t>-</w:t>
+            </w:r>
+            <w:r>
+              <w:t>based</w:t>
+            </w:r>
+            <w:r>
+              <w:rPr>
+                <w:lang w:val="ru-RU"/>
+              </w:rPr>
+              <w:t xml:space="preserve"> логики.</w:t>
             </w:r>
           </w:p>
         </w:tc>
@@ -15246,6 +16238,66 @@
               </w:rPr>
             </w:pPr>
             <w:r>
+              <w:rPr>
+                <w:lang w:val="ru-RU"/>
+              </w:rPr>
+              <w:t xml:space="preserve">В сценариях при охвате 20% </w:t>
+            </w:r>
+            <w:proofErr w:type="spellStart"/>
+            <w:r>
+              <w:t>CatBoost</w:t>
+            </w:r>
+            <w:proofErr w:type="spellEnd"/>
+            <w:r>
+              <w:rPr>
+                <w:lang w:val="ru-RU"/>
+              </w:rPr>
+              <w:t>/</w:t>
+            </w:r>
+            <w:proofErr w:type="spellStart"/>
+            <w:r>
+              <w:t>LogReg</w:t>
+            </w:r>
+            <w:proofErr w:type="spellEnd"/>
+            <w:r>
+              <w:rPr>
+                <w:lang w:val="ru-RU"/>
+              </w:rPr>
+              <w:t xml:space="preserve"> дают около </w:t>
+            </w:r>
+            <w:proofErr w:type="gramStart"/>
+            <w:r>
+              <w:rPr>
+                <w:lang w:val="ru-RU"/>
+              </w:rPr>
+              <w:t>41-49</w:t>
+            </w:r>
+            <w:proofErr w:type="gramEnd"/>
+            <w:r>
+              <w:rPr>
+                <w:lang w:val="ru-RU"/>
+              </w:rPr>
+              <w:t xml:space="preserve">% от </w:t>
+            </w:r>
+            <w:r>
+              <w:t>Oracle</w:t>
+            </w:r>
+            <w:r>
+              <w:rPr>
+                <w:lang w:val="ru-RU"/>
+              </w:rPr>
+              <w:t xml:space="preserve">, тогда как </w:t>
+            </w:r>
+            <w:r>
+              <w:t>S</w:t>
+            </w:r>
+            <w:r>
+              <w:rPr>
+                <w:lang w:val="ru-RU"/>
+              </w:rPr>
+              <w:t>/</w:t>
+            </w:r>
+            <w:r>
               <w:t>T</w:t>
             </w:r>
             <w:r>
@@ -15261,52 +16313,21 @@
               <w:rPr>
                 <w:lang w:val="ru-RU"/>
               </w:rPr>
-              <w:t xml:space="preserve"> и </w:t>
-            </w:r>
-            <w:r>
-              <w:t>S</w:t>
-            </w:r>
+              <w:t xml:space="preserve"> - около </w:t>
+            </w:r>
+            <w:proofErr w:type="gramStart"/>
             <w:r>
               <w:rPr>
                 <w:lang w:val="ru-RU"/>
               </w:rPr>
-              <w:t>-</w:t>
-            </w:r>
-            <w:r>
-              <w:t>Learner</w:t>
-            </w:r>
+              <w:t>55-67</w:t>
+            </w:r>
+            <w:proofErr w:type="gramEnd"/>
             <w:r>
               <w:rPr>
                 <w:lang w:val="ru-RU"/>
               </w:rPr>
-              <w:t xml:space="preserve"> превосходят практические риск-модели по </w:t>
-            </w:r>
-            <w:r>
-              <w:t>AUUC</w:t>
-            </w:r>
-            <w:r>
-              <w:rPr>
-                <w:lang w:val="ru-RU"/>
-              </w:rPr>
-              <w:t xml:space="preserve">, однако </w:t>
-            </w:r>
-            <w:r>
-              <w:t>BASE</w:t>
-            </w:r>
-            <w:r>
-              <w:rPr>
-                <w:lang w:val="ru-RU"/>
-              </w:rPr>
-              <w:t>_</w:t>
-            </w:r>
-            <w:r>
-              <w:t>PD</w:t>
-            </w:r>
-            <w:r>
-              <w:rPr>
-                <w:lang w:val="ru-RU"/>
-              </w:rPr>
-              <w:t xml:space="preserve"> остается сильным синтетическим ориентиром.</w:t>
+              <w:t>%.</w:t>
             </w:r>
           </w:p>
         </w:tc>
@@ -15324,7 +16345,7 @@
               <w:rPr>
                 <w:lang w:val="ru-RU"/>
               </w:rPr>
-              <w:t xml:space="preserve">Сравнение </w:t>
+              <w:t xml:space="preserve">Перед внедрением нужно проверять ценность </w:t>
             </w:r>
             <w:r>
               <w:t>uplift</w:t>
@@ -15333,16 +16354,7 @@
               <w:rPr>
                 <w:lang w:val="ru-RU"/>
               </w:rPr>
-              <w:t xml:space="preserve">-подхода целесообразно проводить относительно сильных риск-ориентированных </w:t>
-            </w:r>
-            <w:r>
-              <w:t>baseline</w:t>
-            </w:r>
-            <w:r>
-              <w:rPr>
-                <w:lang w:val="ru-RU"/>
-              </w:rPr>
-              <w:t>-моделей и с учетом структуры данных.</w:t>
+              <w:t xml:space="preserve"> в нескольких сценариях связи риска и эффекта, а не только в одном базовом разбиении.</w:t>
             </w:r>
           </w:p>
         </w:tc>
@@ -15362,10 +16374,56 @@
               </w:rPr>
             </w:pPr>
             <w:r>
+              <w:t>ROI</w:t>
+            </w:r>
+            <w:r>
               <w:rPr>
                 <w:lang w:val="ru-RU"/>
               </w:rPr>
-              <w:t>Экономический результат зависит от того, сравнивается ли качество ранжирования, кампания при фиксированном охвате или многоканальный выбор.</w:t>
+              <w:t xml:space="preserve"> </w:t>
+            </w:r>
+            <w:r>
+              <w:t>uplift</w:t>
+            </w:r>
+            <w:r>
+              <w:rPr>
+                <w:lang w:val="ru-RU"/>
+              </w:rPr>
+              <w:t xml:space="preserve">-моделей выше </w:t>
+            </w:r>
+            <w:r>
+              <w:t>ROI</w:t>
+            </w:r>
+            <w:r>
+              <w:rPr>
+                <w:lang w:val="ru-RU"/>
+              </w:rPr>
+              <w:t xml:space="preserve"> обученных риск-моделей в сценариях, хотя синтетический </w:t>
+            </w:r>
+            <w:r>
+              <w:t>BASE</w:t>
+            </w:r>
+            <w:r>
+              <w:rPr>
+                <w:lang w:val="ru-RU"/>
+              </w:rPr>
+              <w:t>_</w:t>
+            </w:r>
+            <w:r>
+              <w:t>PD</w:t>
+            </w:r>
+            <w:r>
+              <w:rPr>
+                <w:lang w:val="ru-RU"/>
+              </w:rPr>
+              <w:t xml:space="preserve"> часто </w:t>
+            </w:r>
+            <w:r>
+              <w:rPr>
+                <w:lang w:val="ru-RU"/>
+              </w:rPr>
+              <w:lastRenderedPageBreak/>
+              <w:t>остается близким к лучшему результату.</w:t>
             </w:r>
           </w:p>
         </w:tc>
@@ -15374,35 +16432,24 @@
             <w:tcW w:w="4844" w:type="dxa"/>
           </w:tcPr>
           <w:p>
-            <w:r>
+            <w:pPr>
               <w:rPr>
                 <w:lang w:val="ru-RU"/>
               </w:rPr>
-              <w:t xml:space="preserve">При интерпретации результатов необходимо явно разделять уровни сравнения и не смешивать среднюю </w:t>
-            </w:r>
-            <w:proofErr w:type="spellStart"/>
-            <w:r>
-              <w:t>стоимость</w:t>
-            </w:r>
-            <w:proofErr w:type="spellEnd"/>
-            <w:r>
-              <w:t xml:space="preserve"> </w:t>
-            </w:r>
-            <w:proofErr w:type="spellStart"/>
-            <w:r>
-              <w:t>контакта</w:t>
-            </w:r>
-            <w:proofErr w:type="spellEnd"/>
-            <w:r>
-              <w:t xml:space="preserve"> с </w:t>
-            </w:r>
-            <w:proofErr w:type="spellStart"/>
-            <w:r>
-              <w:t>индивидуальными</w:t>
-            </w:r>
-            <w:proofErr w:type="spellEnd"/>
-            <w:r>
-              <w:t xml:space="preserve"> затратами каналов.</w:t>
+            </w:pPr>
+            <w:r>
+              <w:rPr>
+                <w:lang w:val="ru-RU"/>
+              </w:rPr>
+              <w:lastRenderedPageBreak/>
+              <w:t xml:space="preserve">Экономическое обоснование должно строиться через фиксированные охваты, предельную </w:t>
+            </w:r>
+            <w:r>
+              <w:rPr>
+                <w:lang w:val="ru-RU"/>
+              </w:rPr>
+              <w:lastRenderedPageBreak/>
+              <w:t>полезность контакта, стоимость канала и доверительные интервалы.</w:t>
             </w:r>
           </w:p>
         </w:tc>
@@ -15425,7 +16472,22 @@
               <w:rPr>
                 <w:lang w:val="ru-RU"/>
               </w:rPr>
-              <w:t xml:space="preserve">При малых объемах данных </w:t>
+              <w:lastRenderedPageBreak/>
+              <w:t xml:space="preserve">При </w:t>
+            </w:r>
+            <w:proofErr w:type="gramStart"/>
+            <w:r>
+              <w:rPr>
+                <w:lang w:val="ru-RU"/>
+              </w:rPr>
+              <w:t>0,5-2</w:t>
+            </w:r>
+            <w:proofErr w:type="gramEnd"/>
+            <w:r>
+              <w:rPr>
+                <w:lang w:val="ru-RU"/>
+              </w:rPr>
+              <w:t xml:space="preserve">% обучающей выборки </w:t>
             </w:r>
             <w:r>
               <w:t>T</w:t>
@@ -15461,7 +16523,34 @@
               <w:rPr>
                 <w:lang w:val="ru-RU"/>
               </w:rPr>
-              <w:t>Для многоканальной постановки достаточный объем зрелых наблюдений по каждому действию следует рассматривать как предварительное условие применимости.</w:t>
+              <w:t xml:space="preserve">Для </w:t>
+            </w:r>
+            <w:r>
+              <w:t>multi</w:t>
+            </w:r>
+            <w:r>
+              <w:rPr>
+                <w:lang w:val="ru-RU"/>
+              </w:rPr>
+              <w:t>-</w:t>
+            </w:r>
+            <w:r>
+              <w:t>treatment</w:t>
+            </w:r>
+            <w:r>
+              <w:rPr>
+                <w:lang w:val="ru-RU"/>
+              </w:rPr>
+              <w:t xml:space="preserve"> </w:t>
+            </w:r>
+            <w:r>
+              <w:t>uplift</w:t>
+            </w:r>
+            <w:r>
+              <w:rPr>
+                <w:lang w:val="ru-RU"/>
+              </w:rPr>
+              <w:t xml:space="preserve"> нужен минимальный объем зрелых наблюдений по каждому действию; без этого более простые модели могут быть предпочтительнее.</w:t>
             </w:r>
           </w:p>
         </w:tc>
@@ -15484,44 +16573,52 @@
               <w:rPr>
                 <w:lang w:val="ru-RU"/>
               </w:rPr>
-              <w:lastRenderedPageBreak/>
-              <w:t xml:space="preserve">Модели лучше ранжируют клиентов, чем выбирают оптимальный канал: распределения </w:t>
-            </w:r>
-            <w:r>
-              <w:t>S</w:t>
+              <w:t xml:space="preserve">Диагностика групп показывает </w:t>
+            </w:r>
+            <w:r>
+              <w:t>selection</w:t>
             </w:r>
             <w:r>
               <w:rPr>
                 <w:lang w:val="ru-RU"/>
               </w:rPr>
-              <w:t>-</w:t>
-            </w:r>
-            <w:r>
-              <w:t>Learner</w:t>
+              <w:t xml:space="preserve"> </w:t>
+            </w:r>
+            <w:r>
+              <w:t>bias</w:t>
             </w:r>
             <w:r>
               <w:rPr>
                 <w:lang w:val="ru-RU"/>
               </w:rPr>
-              <w:t xml:space="preserve"> и </w:t>
-            </w:r>
-            <w:r>
-              <w:t>T</w:t>
+              <w:t xml:space="preserve"> и проблему </w:t>
+            </w:r>
+            <w:r>
+              <w:t>overlap</w:t>
             </w:r>
             <w:r>
               <w:rPr>
                 <w:lang w:val="ru-RU"/>
               </w:rPr>
-              <w:t>-</w:t>
-            </w:r>
-            <w:r>
-              <w:t>Learner</w:t>
+              <w:t xml:space="preserve">: </w:t>
+            </w:r>
+            <w:r>
+              <w:t>contacted</w:t>
             </w:r>
             <w:r>
               <w:rPr>
                 <w:lang w:val="ru-RU"/>
               </w:rPr>
-              <w:t xml:space="preserve"> значительно расходятся с оракулом.</w:t>
+              <w:t xml:space="preserve">-клиенты систематически рискованнее </w:t>
+            </w:r>
+            <w:r>
+              <w:t>control</w:t>
+            </w:r>
+            <w:r>
+              <w:rPr>
+                <w:lang w:val="ru-RU"/>
+              </w:rPr>
+              <w:t>-клиентов.</w:t>
             </w:r>
           </w:p>
         </w:tc>
@@ -15539,16 +16636,34 @@
               <w:rPr>
                 <w:lang w:val="ru-RU"/>
               </w:rPr>
-              <w:t xml:space="preserve">На раннем этапе применения более обоснованным выглядит использование </w:t>
-            </w:r>
-            <w:r>
-              <w:t>uplift</w:t>
+              <w:t xml:space="preserve">Нужны контрольные группы внутри </w:t>
+            </w:r>
+            <w:r>
+              <w:t>risk</w:t>
             </w:r>
             <w:r>
               <w:rPr>
                 <w:lang w:val="ru-RU"/>
               </w:rPr>
-              <w:t>-оценок для приоритизации клиентов, тогда как автоматизация выбора канала требует дополнительной проверки.</w:t>
+              <w:t xml:space="preserve">-сегментов, </w:t>
+            </w:r>
+            <w:r>
+              <w:t>propensity</w:t>
+            </w:r>
+            <w:r>
+              <w:rPr>
+                <w:lang w:val="ru-RU"/>
+              </w:rPr>
+              <w:t>/</w:t>
+            </w:r>
+            <w:r>
+              <w:t>SMD</w:t>
+            </w:r>
+            <w:r>
+              <w:rPr>
+                <w:lang w:val="ru-RU"/>
+              </w:rPr>
+              <w:t>-мониторинг и сохранение доли случайного назначения для проверки эффекта.</w:t>
             </w:r>
           </w:p>
         </w:tc>
@@ -15571,30 +16686,43 @@
               <w:rPr>
                 <w:lang w:val="ru-RU"/>
               </w:rPr>
-              <w:t xml:space="preserve">Текущая историческая политика реализует лишь около </w:t>
-            </w:r>
-            <w:proofErr w:type="gramStart"/>
+              <w:t xml:space="preserve">Модели лучше ранжируют клиентов, чем выбирают оптимальный канал: </w:t>
+            </w:r>
+            <w:r>
+              <w:t>S</w:t>
+            </w:r>
             <w:r>
               <w:rPr>
                 <w:lang w:val="ru-RU"/>
               </w:rPr>
-              <w:t>14-15</w:t>
-            </w:r>
-            <w:proofErr w:type="gramEnd"/>
+              <w:t>-</w:t>
+            </w:r>
+            <w:r>
+              <w:t>Learner</w:t>
+            </w:r>
             <w:r>
               <w:rPr>
                 <w:lang w:val="ru-RU"/>
               </w:rPr>
-              <w:t xml:space="preserve">% эффекта </w:t>
-            </w:r>
-            <w:r>
-              <w:t>counterfactual</w:t>
+              <w:t xml:space="preserve"> и </w:t>
+            </w:r>
+            <w:r>
+              <w:t>T</w:t>
             </w:r>
             <w:r>
               <w:rPr>
                 <w:lang w:val="ru-RU"/>
               </w:rPr>
-              <w:t xml:space="preserve"> </w:t>
+              <w:t>-</w:t>
+            </w:r>
+            <w:r>
+              <w:t>Learner</w:t>
+            </w:r>
+            <w:r>
+              <w:rPr>
+                <w:lang w:val="ru-RU"/>
+              </w:rPr>
+              <w:t xml:space="preserve"> дают более однообразное распределение каналов, чем </w:t>
             </w:r>
             <w:r>
               <w:t>oracle</w:t>
@@ -15621,7 +16749,52 @@
               <w:rPr>
                 <w:lang w:val="ru-RU"/>
               </w:rPr>
-              <w:t>Для оценки скрытого потенциала альтернативных действий значимы контрольная группа и управляемое накопление данных по альтернативным каналам.</w:t>
+              <w:t xml:space="preserve">Внедрение стоит начинать с приоритизации клиентов, а автоматический выбор канала развивать позже через </w:t>
+            </w:r>
+            <w:r>
+              <w:t>A</w:t>
+            </w:r>
+            <w:r>
+              <w:rPr>
+                <w:lang w:val="ru-RU"/>
+              </w:rPr>
+              <w:t>/</w:t>
+            </w:r>
+            <w:r>
+              <w:t>B</w:t>
+            </w:r>
+            <w:r>
+              <w:rPr>
+                <w:lang w:val="ru-RU"/>
+              </w:rPr>
+              <w:t>/</w:t>
+            </w:r>
+            <w:r>
+              <w:t>n</w:t>
+            </w:r>
+            <w:r>
+              <w:rPr>
+                <w:lang w:val="ru-RU"/>
+              </w:rPr>
+              <w:t xml:space="preserve"> и </w:t>
+            </w:r>
+            <w:r>
+              <w:t>controlled</w:t>
+            </w:r>
+            <w:r>
+              <w:rPr>
+                <w:lang w:val="ru-RU"/>
+              </w:rPr>
+              <w:t xml:space="preserve"> </w:t>
+            </w:r>
+            <w:r>
+              <w:t>exploration</w:t>
+            </w:r>
+            <w:r>
+              <w:rPr>
+                <w:lang w:val="ru-RU"/>
+              </w:rPr>
+              <w:t>.</w:t>
             </w:r>
           </w:p>
         </w:tc>
@@ -15644,7 +16817,52 @@
               <w:rPr>
                 <w:lang w:val="ru-RU"/>
               </w:rPr>
-              <w:t>Полезный эффект сосредоточен у небольшой доли клиентов, а при росте охвата в кампанию включаются все менее полезные наблюдения.</w:t>
+              <w:t xml:space="preserve">Связь с </w:t>
+            </w:r>
+            <w:r>
+              <w:t>TRUE</w:t>
+            </w:r>
+            <w:r>
+              <w:rPr>
+                <w:lang w:val="ru-RU"/>
+              </w:rPr>
+              <w:t>_</w:t>
+            </w:r>
+            <w:r>
+              <w:t>UPLIFT</w:t>
+            </w:r>
+            <w:r>
+              <w:rPr>
+                <w:lang w:val="ru-RU"/>
+              </w:rPr>
+              <w:t xml:space="preserve"> положительна, но умеренна: </w:t>
+            </w:r>
+            <w:r>
+              <w:t>S</w:t>
+            </w:r>
+            <w:r>
+              <w:rPr>
+                <w:lang w:val="ru-RU"/>
+              </w:rPr>
+              <w:t>/</w:t>
+            </w:r>
+            <w:r>
+              <w:t>T</w:t>
+            </w:r>
+            <w:r>
+              <w:rPr>
+                <w:lang w:val="ru-RU"/>
+              </w:rPr>
+              <w:t>-</w:t>
+            </w:r>
+            <w:r>
+              <w:t>Learner</w:t>
+            </w:r>
+            <w:r>
+              <w:rPr>
+                <w:lang w:val="ru-RU"/>
+              </w:rPr>
+              <w:t xml:space="preserve"> восстанавливают порядок клиентов частично, а не идеально.</w:t>
             </w:r>
           </w:p>
         </w:tc>
@@ -15662,48 +16880,16 @@
               <w:rPr>
                 <w:lang w:val="ru-RU"/>
               </w:rPr>
-              <w:t>Экономическую оценку следует связывать не только с общим охватом, но и с предельной полезностью контакта и устойчивостью эффекта.</w:t>
-            </w:r>
-          </w:p>
-        </w:tc>
-      </w:tr>
-      <w:tr>
-        <w:trPr>
-          <w:jc w:val="center"/>
-        </w:trPr>
-        <w:tc>
-          <w:tcPr>
-            <w:tcW w:w="4844" w:type="dxa"/>
-          </w:tcPr>
-          <w:p>
-            <w:pPr>
+              <w:t xml:space="preserve">Ожидания от </w:t>
+            </w:r>
+            <w:r>
+              <w:t>uplift</w:t>
+            </w:r>
+            <w:r>
               <w:rPr>
                 <w:lang w:val="ru-RU"/>
               </w:rPr>
-            </w:pPr>
-            <w:r>
-              <w:rPr>
-                <w:lang w:val="ru-RU"/>
-              </w:rPr>
-              <w:t>Сценарный анализ показывает зависимость результатов от положения изменяемого сегмента относительно шкалы риска.</w:t>
-            </w:r>
-          </w:p>
-        </w:tc>
-        <w:tc>
-          <w:tcPr>
-            <w:tcW w:w="4844" w:type="dxa"/>
-          </w:tcPr>
-          <w:p>
-            <w:pPr>
-              <w:rPr>
-                <w:lang w:val="ru-RU"/>
-              </w:rPr>
-            </w:pPr>
-            <w:r>
-              <w:rPr>
-                <w:lang w:val="ru-RU"/>
-              </w:rPr>
-              <w:t>До прикладного переноса подхода необходимо отдельно проверять, совпадает ли высокий риск с высокой изменяемостью поведения клиентов.</w:t>
+              <w:t xml:space="preserve"> должны быть прикладными: это инструмент ранжирования и выбора политики, а не точное измерение индивидуального эффекта каждого клиента.</w:t>
             </w:r>
           </w:p>
         </w:tc>
@@ -15742,7 +16928,14 @@
         <w:rPr>
           <w:lang w:val="ru-RU"/>
         </w:rPr>
-        <w:t xml:space="preserve"> и ценность предотвращенного дефолта задаются как сценарные параметры и не претендуют на универсальность. По этой причине результаты следует интерпретировать как проверку методики и условий ее применимости, а не как готовую промышленную политику.</w:t>
+        <w:t xml:space="preserve"> и ценность предотвращенного дефолта </w:t>
+      </w:r>
+      <w:r>
+        <w:rPr>
+          <w:lang w:val="ru-RU"/>
+        </w:rPr>
+        <w:lastRenderedPageBreak/>
+        <w:t>задаются как сценарные параметры и не претендуют на универсальность. По этой причине результаты следует интерпретировать как проверку методики и условий ее применимости, а не как готовую промышленную политику.</w:t>
       </w:r>
     </w:p>
     <w:p>
@@ -15755,7 +16948,6 @@
         <w:rPr>
           <w:lang w:val="ru-RU"/>
         </w:rPr>
-        <w:lastRenderedPageBreak/>
         <w:t>Вместе с тем совокупность экспериментов задает логичную последовательность дальнейшей проверки подхода на реальных данных: формализация действия и исхода, наличие контрольной группы, диагностика перекрытия, оценка достаточности наблюдений по каждому каналу, сравнение с сильными риск-ориентированными стратегиями, анализ устойчивости результата и только затем переход к пилотной проверке экономического эффекта. Такая последовательность не является готовой инструкцией для конкретной организации, но прямо вытекает из выявленных ограничений и результатов проведенного исследования.</w:t>
       </w:r>
     </w:p>
@@ -15805,7 +16997,29 @@
         <w:rPr>
           <w:lang w:val="ru-RU"/>
         </w:rPr>
-        <w:t xml:space="preserve"> показывают более высокое качество ранжирования, чем практические риск-модели, однако сила синтетического </w:t>
+        <w:t xml:space="preserve"> показывают более высокое качество ранжирования, чем практические риск-модели </w:t>
+      </w:r>
+      <w:proofErr w:type="spellStart"/>
+      <w:r>
+        <w:t>CatBoost</w:t>
+      </w:r>
+      <w:proofErr w:type="spellEnd"/>
+      <w:r>
+        <w:rPr>
+          <w:lang w:val="ru-RU"/>
+        </w:rPr>
+        <w:t xml:space="preserve"> и </w:t>
+      </w:r>
+      <w:proofErr w:type="spellStart"/>
+      <w:r>
+        <w:t>LogReg</w:t>
+      </w:r>
+      <w:proofErr w:type="spellEnd"/>
+      <w:r>
+        <w:rPr>
+          <w:lang w:val="ru-RU"/>
+        </w:rPr>
+        <w:t xml:space="preserve">, однако сила синтетического </w:t>
       </w:r>
       <w:r>
         <w:t>BASE</w:t>
@@ -15823,7 +17037,7 @@
         <w:rPr>
           <w:lang w:val="ru-RU"/>
         </w:rPr>
-        <w:t xml:space="preserve"> подтверждает необходимость интерпретировать результат с учетом структуры данных. Во-вторых, экономическая оценка зависит от уровня сравнения: качество отбора клиентов, эффективность кампании при фиксированном охвате и выбор канала должны анализироваться раздельно. В-третьих, ценность </w:t>
+        <w:t xml:space="preserve"> подтверждает необходимость интерпретировать результат с учетом структуры данных. Во-вторых, сценарное сравнение политик показывает, что </w:t>
       </w:r>
       <w:r>
         <w:t>uplift</w:t>
@@ -15832,7 +17046,61 @@
         <w:rPr>
           <w:lang w:val="ru-RU"/>
         </w:rPr>
-        <w:t xml:space="preserve">-подхода определяется не только алгоритмом, но и объемом зрелых наблюдений по каналам, положением изменяемого сегмента и исторической политикой назначения действий. В-четвертых, в проведенном эксперименте более надежно подтверждена польза </w:t>
+        <w:t xml:space="preserve"> дает более высокий процент от </w:t>
+      </w:r>
+      <w:r>
+        <w:t>Oracle</w:t>
+      </w:r>
+      <w:r>
+        <w:rPr>
+          <w:lang w:val="ru-RU"/>
+        </w:rPr>
+        <w:t xml:space="preserve"> и более высокий </w:t>
+      </w:r>
+      <w:r>
+        <w:t>ROI</w:t>
+      </w:r>
+      <w:r>
+        <w:rPr>
+          <w:lang w:val="ru-RU"/>
+        </w:rPr>
+        <w:t xml:space="preserve"> относительно обученных </w:t>
+      </w:r>
+      <w:r>
+        <w:t>risk</w:t>
+      </w:r>
+      <w:r>
+        <w:rPr>
+          <w:lang w:val="ru-RU"/>
+        </w:rPr>
+        <w:t xml:space="preserve">-моделей, хотя не обязан превосходить идеализированный </w:t>
+      </w:r>
+      <w:r>
+        <w:t>BASE</w:t>
+      </w:r>
+      <w:r>
+        <w:rPr>
+          <w:lang w:val="ru-RU"/>
+        </w:rPr>
+        <w:t>_</w:t>
+      </w:r>
+      <w:r>
+        <w:t>PD</w:t>
+      </w:r>
+      <w:r>
+        <w:rPr>
+          <w:lang w:val="ru-RU"/>
+        </w:rPr>
+        <w:t xml:space="preserve">. В-третьих, экономическая оценка зависит от уровня сравнения: качество отбора клиентов, эффективность кампании при фиксированном охвате, </w:t>
+      </w:r>
+      <w:r>
+        <w:t>ROI</w:t>
+      </w:r>
+      <w:r>
+        <w:rPr>
+          <w:lang w:val="ru-RU"/>
+        </w:rPr>
+        <w:t xml:space="preserve"> и выбор канала должны анализироваться раздельно. В-четвертых, ценность </w:t>
       </w:r>
       <w:r>
         <w:t>uplift</w:t>
@@ -15841,22 +17109,16 @@
         <w:rPr>
           <w:lang w:val="ru-RU"/>
         </w:rPr>
-        <w:t>-моделей для приоритизации клиентов, чем для автоматического выбора канала. Следовательно, практический вклад работы состоит не в выборе единственного лучшего алгоритма, а в формировании системы проверок, позволяющих обоснованно оценивать применимость причинного подхода в задачах финансовых коммуникаций.</w:t>
-      </w:r>
-    </w:p>
-    <w:p>
-      <w:pPr>
-        <w:spacing w:after="200" w:line="276" w:lineRule="auto"/>
-        <w:ind w:firstLine="0"/>
-        <w:rPr>
-          <w:lang w:val="ru-RU"/>
-        </w:rPr>
-      </w:pPr>
-      <w:r>
-        <w:rPr>
-          <w:lang w:val="ru-RU"/>
-        </w:rPr>
-        <w:br w:type="page"/>
+        <w:t xml:space="preserve">-подхода определяется не только алгоритмом, но и объемом зрелых наблюдений по каналам, качеством </w:t>
+      </w:r>
+      <w:r>
+        <w:t>overlap</w:t>
+      </w:r>
+      <w:r>
+        <w:rPr>
+          <w:lang w:val="ru-RU"/>
+        </w:rPr>
+        <w:t>, положением изменяемого сегмента и исторической политикой назначения действий. Следовательно, практический вклад работы состоит не в выборе единственного лучшего алгоритма, а в формировании системы проверок, позволяющих обоснованно оценивать применимость причинного подхода в задачах финансовых коммуникаций.</w:t>
       </w:r>
     </w:p>
     <w:p>
@@ -16176,179 +17438,148 @@
       </w:pPr>
       <w:r>
         <w:rPr>
-          <w:rFonts w:cs="Times New Roman"/>
           <w:lang w:val="ru-RU"/>
         </w:rPr>
         <w:lastRenderedPageBreak/>
-        <w:t xml:space="preserve">В четвертой главе проведено сравнение моделей. </w:t>
+        <w:t xml:space="preserve">В четвертой главе проведено сравнение моделей и коммуникационных политик. </w:t>
       </w:r>
       <w:proofErr w:type="spellStart"/>
       <w:r>
-        <w:rPr>
-          <w:rFonts w:cs="Times New Roman"/>
-        </w:rPr>
         <w:t>CatBoost</w:t>
       </w:r>
       <w:proofErr w:type="spellEnd"/>
       <w:r>
         <w:rPr>
-          <w:rFonts w:cs="Times New Roman"/>
           <w:lang w:val="ru-RU"/>
         </w:rPr>
         <w:t xml:space="preserve"> показал более высокое качество риск-прогноза, чем логистическая регрессия, но </w:t>
       </w:r>
       <w:r>
-        <w:rPr>
-          <w:rFonts w:cs="Times New Roman"/>
-        </w:rPr>
         <w:t>risk</w:t>
       </w:r>
       <w:r>
         <w:rPr>
-          <w:rFonts w:cs="Times New Roman"/>
           <w:lang w:val="ru-RU"/>
         </w:rPr>
         <w:t>-</w:t>
       </w:r>
       <w:r>
-        <w:rPr>
-          <w:rFonts w:cs="Times New Roman"/>
-        </w:rPr>
         <w:t>based</w:t>
       </w:r>
       <w:r>
         <w:rPr>
-          <w:rFonts w:cs="Times New Roman"/>
-          <w:lang w:val="ru-RU"/>
-        </w:rPr>
-        <w:t xml:space="preserve"> стратегии уступили </w:t>
-      </w:r>
-      <w:r>
-        <w:rPr>
-          <w:rFonts w:cs="Times New Roman"/>
-        </w:rPr>
+          <w:lang w:val="ru-RU"/>
+        </w:rPr>
+        <w:t xml:space="preserve"> стратегии </w:t>
+      </w:r>
+      <w:proofErr w:type="spellStart"/>
+      <w:r>
+        <w:t>CatBoost</w:t>
+      </w:r>
+      <w:proofErr w:type="spellEnd"/>
+      <w:r>
+        <w:rPr>
+          <w:lang w:val="ru-RU"/>
+        </w:rPr>
+        <w:t>/</w:t>
+      </w:r>
+      <w:proofErr w:type="spellStart"/>
+      <w:r>
+        <w:t>LogReg</w:t>
+      </w:r>
+      <w:proofErr w:type="spellEnd"/>
+      <w:r>
+        <w:rPr>
+          <w:lang w:val="ru-RU"/>
+        </w:rPr>
+        <w:t xml:space="preserve"> уступили </w:t>
+      </w:r>
+      <w:r>
         <w:t>T</w:t>
       </w:r>
       <w:r>
         <w:rPr>
-          <w:rFonts w:cs="Times New Roman"/>
           <w:lang w:val="ru-RU"/>
         </w:rPr>
         <w:t>-</w:t>
       </w:r>
       <w:r>
-        <w:rPr>
-          <w:rFonts w:cs="Times New Roman"/>
-        </w:rPr>
         <w:t>Learner</w:t>
       </w:r>
       <w:r>
         <w:rPr>
-          <w:rFonts w:cs="Times New Roman"/>
           <w:lang w:val="ru-RU"/>
         </w:rPr>
         <w:t xml:space="preserve"> и </w:t>
       </w:r>
       <w:r>
-        <w:rPr>
-          <w:rFonts w:cs="Times New Roman"/>
-        </w:rPr>
         <w:t>S</w:t>
       </w:r>
       <w:r>
         <w:rPr>
-          <w:rFonts w:cs="Times New Roman"/>
           <w:lang w:val="ru-RU"/>
         </w:rPr>
         <w:t>-</w:t>
       </w:r>
       <w:r>
-        <w:rPr>
-          <w:rFonts w:cs="Times New Roman"/>
-        </w:rPr>
         <w:t>Learner</w:t>
       </w:r>
       <w:r>
         <w:rPr>
-          <w:rFonts w:cs="Times New Roman"/>
           <w:lang w:val="ru-RU"/>
         </w:rPr>
         <w:t xml:space="preserve"> по </w:t>
       </w:r>
       <w:r>
-        <w:rPr>
-          <w:rFonts w:cs="Times New Roman"/>
-        </w:rPr>
         <w:t>AUUC</w:t>
       </w:r>
       <w:r>
         <w:rPr>
-          <w:rFonts w:cs="Times New Roman"/>
-          <w:lang w:val="ru-RU"/>
-        </w:rPr>
-        <w:t xml:space="preserve">. </w:t>
-      </w:r>
-      <w:r>
-        <w:rPr>
-          <w:rFonts w:cs="Times New Roman"/>
-        </w:rPr>
-        <w:t>Bootstrap</w:t>
-      </w:r>
-      <w:r>
-        <w:rPr>
-          <w:rFonts w:cs="Times New Roman"/>
-          <w:lang w:val="ru-RU"/>
-        </w:rPr>
-        <w:t xml:space="preserve"> подтвердил устойчивое преимущество </w:t>
-      </w:r>
-      <w:r>
-        <w:rPr>
-          <w:rFonts w:cs="Times New Roman"/>
-        </w:rPr>
+          <w:lang w:val="ru-RU"/>
+        </w:rPr>
+        <w:t xml:space="preserve">, фиксированному охвату, </w:t>
+      </w:r>
+      <w:r>
+        <w:t>ROI</w:t>
+      </w:r>
+      <w:r>
+        <w:rPr>
+          <w:lang w:val="ru-RU"/>
+        </w:rPr>
+        <w:t xml:space="preserve"> и </w:t>
+      </w:r>
+      <w:r>
+        <w:t>bootstrap</w:t>
+      </w:r>
+      <w:r>
+        <w:rPr>
+          <w:lang w:val="ru-RU"/>
+        </w:rPr>
+        <w:t xml:space="preserve">-оценке бизнес-метрики. Одновременно </w:t>
+      </w:r>
+      <w:r>
+        <w:t>BASE</w:t>
+      </w:r>
+      <w:r>
+        <w:rPr>
+          <w:lang w:val="ru-RU"/>
+        </w:rPr>
+        <w:t>_</w:t>
+      </w:r>
+      <w:r>
+        <w:t>PD</w:t>
+      </w:r>
+      <w:r>
+        <w:rPr>
+          <w:lang w:val="ru-RU"/>
+        </w:rPr>
+        <w:t xml:space="preserve"> оказался очень сильным ориентиром, что позволило выявить центральную методологическую проблему: при согласованности риска и эффекта риск-скоринг может имитировать </w:t>
+      </w:r>
+      <w:r>
         <w:t>uplift</w:t>
       </w:r>
       <w:r>
         <w:rPr>
-          <w:rFonts w:cs="Times New Roman"/>
-          <w:lang w:val="ru-RU"/>
-        </w:rPr>
-        <w:t xml:space="preserve">-моделей над практическими риск-моделями. Одновременно </w:t>
-      </w:r>
-      <w:r>
-        <w:rPr>
-          <w:rFonts w:cs="Times New Roman"/>
-        </w:rPr>
-        <w:t>BASE</w:t>
-      </w:r>
-      <w:r>
-        <w:rPr>
-          <w:rFonts w:cs="Times New Roman"/>
-          <w:lang w:val="ru-RU"/>
-        </w:rPr>
-        <w:t>_</w:t>
-      </w:r>
-      <w:r>
-        <w:rPr>
-          <w:rFonts w:cs="Times New Roman"/>
-        </w:rPr>
-        <w:t>PD</w:t>
-      </w:r>
-      <w:r>
-        <w:rPr>
-          <w:rFonts w:cs="Times New Roman"/>
-          <w:lang w:val="ru-RU"/>
-        </w:rPr>
-        <w:t xml:space="preserve"> оказался очень сильным ориентиром, что позволило выявить центральную методологическую проблему: при согласованности риска и эффекта риск-скоринг может имитировать </w:t>
-      </w:r>
-      <w:r>
-        <w:rPr>
-          <w:rFonts w:cs="Times New Roman"/>
-        </w:rPr>
-        <w:t>uplift</w:t>
-      </w:r>
-      <w:r>
-        <w:rPr>
-          <w:rFonts w:cs="Times New Roman"/>
           <w:lang w:val="ru-RU"/>
         </w:rPr>
         <w:t>.</w:t>
@@ -16363,23 +17594,76 @@
       </w:pPr>
       <w:r>
         <w:rPr>
-          <w:rFonts w:cs="Times New Roman"/>
           <w:lang w:val="ru-RU"/>
         </w:rPr>
         <w:t xml:space="preserve">Сценарный анализ связи риска и эффекта является главным усилением работы. Он показывает, что ценность </w:t>
       </w:r>
       <w:r>
-        <w:rPr>
-          <w:rFonts w:cs="Times New Roman"/>
-        </w:rPr>
         <w:t>uplift</w:t>
       </w:r>
       <w:r>
         <w:rPr>
-          <w:rFonts w:cs="Times New Roman"/>
-          <w:lang w:val="ru-RU"/>
-        </w:rPr>
-        <w:t>-подхода зависит не только от алгоритма, но и от структуры данных. Если высокий риск совпадает с высокой полезностью коммуникации, риск-ориентированная стратегия может быть конкурентной. Если изменяемый сегмент находится у клиентов среднего риска или эффект слабо связан с риском, причинная постановка становится более содержательно обоснованной.</w:t>
+          <w:lang w:val="ru-RU"/>
+        </w:rPr>
+        <w:t xml:space="preserve">-подхода зависит не только от алгоритма, но и от структуры данных и выбранного </w:t>
+      </w:r>
+      <w:r>
+        <w:t>benchmark</w:t>
+      </w:r>
+      <w:r>
+        <w:rPr>
+          <w:lang w:val="ru-RU"/>
+        </w:rPr>
+        <w:t xml:space="preserve">. Если высокий риск совпадает с высокой полезностью коммуникации, риск-ориентированная стратегия может быть конкурентной. Если изменяемый сегмент находится у клиентов среднего риска или эффект слабо связан с риском, причинная постановка становится более содержательно обоснованной; при этом сравнение с </w:t>
+      </w:r>
+      <w:proofErr w:type="spellStart"/>
+      <w:r>
+        <w:t>CatBoost</w:t>
+      </w:r>
+      <w:proofErr w:type="spellEnd"/>
+      <w:r>
+        <w:rPr>
+          <w:lang w:val="ru-RU"/>
+        </w:rPr>
+        <w:t>/</w:t>
+      </w:r>
+      <w:proofErr w:type="spellStart"/>
+      <w:r>
+        <w:t>LogReg</w:t>
+      </w:r>
+      <w:proofErr w:type="spellEnd"/>
+      <w:r>
+        <w:rPr>
+          <w:lang w:val="ru-RU"/>
+        </w:rPr>
+        <w:t xml:space="preserve"> делает преимущество </w:t>
+      </w:r>
+      <w:r>
+        <w:t>uplift</w:t>
+      </w:r>
+      <w:r>
+        <w:rPr>
+          <w:lang w:val="ru-RU"/>
+        </w:rPr>
+        <w:t xml:space="preserve"> более наглядным, чем сравнение только с </w:t>
+      </w:r>
+      <w:r>
+        <w:t>BASE</w:t>
+      </w:r>
+      <w:r>
+        <w:rPr>
+          <w:lang w:val="ru-RU"/>
+        </w:rPr>
+        <w:t>_</w:t>
+      </w:r>
+      <w:r>
+        <w:t>PD</w:t>
+      </w:r>
+      <w:r>
+        <w:rPr>
+          <w:lang w:val="ru-RU"/>
+        </w:rPr>
+        <w:t>.</w:t>
       </w:r>
     </w:p>
     <w:p>
@@ -16448,7 +17732,15 @@
           <w:rFonts w:cs="Times New Roman"/>
           <w:lang w:val="ru-RU"/>
         </w:rPr>
-        <w:t>-истории банка. Поэтому результаты не следует трактовать как готовую промышленную политику коммуникаций. Их следует рассматривать как воспроизводимый методический стенд и набор практических требований, которые могут быть перенесены на реальные банковские данные при наличии контроля и корректного дизайна эксперимента.</w:t>
+        <w:t xml:space="preserve">-истории банка. Поэтому результаты не следует трактовать как готовую промышленную политику коммуникаций. Их следует рассматривать как воспроизводимый методический стенд и набор практических </w:t>
+      </w:r>
+      <w:r>
+        <w:rPr>
+          <w:rFonts w:cs="Times New Roman"/>
+          <w:lang w:val="ru-RU"/>
+        </w:rPr>
+        <w:lastRenderedPageBreak/>
+        <w:t>требований, которые могут быть перенесены на реальные банковские данные при наличии контроля и корректного дизайна эксперимента.</w:t>
       </w:r>
     </w:p>
     <w:p>
@@ -16460,102 +17752,108 @@
       </w:pPr>
       <w:r>
         <w:rPr>
-          <w:rFonts w:cs="Times New Roman"/>
-          <w:lang w:val="ru-RU"/>
-        </w:rPr>
-        <w:lastRenderedPageBreak/>
+          <w:lang w:val="ru-RU"/>
+        </w:rPr>
         <w:t xml:space="preserve">Перспективы дальнейшего развития включают проверку методики на реальных банковских коммуникациях, проведение пилотного </w:t>
       </w:r>
       <w:r>
-        <w:rPr>
-          <w:rFonts w:cs="Times New Roman"/>
-        </w:rPr>
         <w:t>A</w:t>
       </w:r>
       <w:r>
         <w:rPr>
-          <w:rFonts w:cs="Times New Roman"/>
           <w:lang w:val="ru-RU"/>
         </w:rPr>
         <w:t>/</w:t>
       </w:r>
       <w:r>
-        <w:rPr>
-          <w:rFonts w:cs="Times New Roman"/>
-        </w:rPr>
         <w:t>B</w:t>
       </w:r>
       <w:r>
         <w:rPr>
-          <w:rFonts w:cs="Times New Roman"/>
           <w:lang w:val="ru-RU"/>
         </w:rPr>
         <w:t>/</w:t>
       </w:r>
       <w:r>
-        <w:rPr>
-          <w:rFonts w:cs="Times New Roman"/>
-        </w:rPr>
         <w:t>n</w:t>
       </w:r>
       <w:r>
         <w:rPr>
-          <w:rFonts w:cs="Times New Roman"/>
           <w:lang w:val="ru-RU"/>
         </w:rPr>
         <w:t xml:space="preserve">-эксперимента с контролируемой </w:t>
       </w:r>
       <w:r>
-        <w:rPr>
-          <w:rFonts w:cs="Times New Roman"/>
-        </w:rPr>
         <w:t>exploration</w:t>
       </w:r>
       <w:r>
         <w:rPr>
-          <w:rFonts w:cs="Times New Roman"/>
           <w:lang w:val="ru-RU"/>
         </w:rPr>
         <w:t xml:space="preserve">-долей, расширение сценарного анализа на полную матрицу каналов, применение </w:t>
       </w:r>
       <w:r>
-        <w:rPr>
-          <w:rFonts w:cs="Times New Roman"/>
-        </w:rPr>
         <w:t>IPS</w:t>
       </w:r>
       <w:r>
         <w:rPr>
-          <w:rFonts w:cs="Times New Roman"/>
           <w:lang w:val="ru-RU"/>
         </w:rPr>
         <w:t>/</w:t>
       </w:r>
       <w:r>
-        <w:rPr>
-          <w:rFonts w:cs="Times New Roman"/>
-        </w:rPr>
         <w:t>AIPW</w:t>
       </w:r>
       <w:r>
         <w:rPr>
-          <w:rFonts w:cs="Times New Roman"/>
           <w:lang w:val="ru-RU"/>
         </w:rPr>
         <w:t xml:space="preserve">-оценки политик, учет емкости контакт-центра, построение оптимизационной модели бюджета и проверку подхода на дополнительных открытых </w:t>
       </w:r>
       <w:r>
-        <w:rPr>
-          <w:rFonts w:cs="Times New Roman"/>
-        </w:rPr>
         <w:t>uplift</w:t>
       </w:r>
       <w:r>
         <w:rPr>
-          <w:rFonts w:cs="Times New Roman"/>
-          <w:lang w:val="ru-RU"/>
-        </w:rPr>
-        <w:t>-наборах данных.</w:t>
+          <w:lang w:val="ru-RU"/>
+        </w:rPr>
+        <w:t xml:space="preserve">-наборах данных. Отдельно целесообразно проверить, сохраняется ли преимущество </w:t>
+      </w:r>
+      <w:r>
+        <w:t>uplift</w:t>
+      </w:r>
+      <w:r>
+        <w:rPr>
+          <w:lang w:val="ru-RU"/>
+        </w:rPr>
+        <w:t xml:space="preserve"> над </w:t>
+      </w:r>
+      <w:r>
+        <w:t>production</w:t>
+      </w:r>
+      <w:r>
+        <w:rPr>
+          <w:lang w:val="ru-RU"/>
+        </w:rPr>
+        <w:t>-</w:t>
+      </w:r>
+      <w:r>
+        <w:t>grade</w:t>
+      </w:r>
+      <w:r>
+        <w:rPr>
+          <w:lang w:val="ru-RU"/>
+        </w:rPr>
+        <w:t xml:space="preserve"> </w:t>
+      </w:r>
+      <w:r>
+        <w:t>risk</w:t>
+      </w:r>
+      <w:r>
+        <w:rPr>
+          <w:lang w:val="ru-RU"/>
+        </w:rPr>
+        <w:t>-моделями при иных стоимостях каналов, горизонтах вызревания дефолта и ограничениях на частоту контактов.</w:t>
       </w:r>
     </w:p>
     <w:p>
